--- a/rapports/16_02_2026/Amina_DEME/coh_EQ2_sup_014301110048.docx
+++ b/rapports/16_02_2026/Amina_DEME/coh_EQ2_sup_014301110048.docx
@@ -25,7 +25,7 @@
         <w:br/>
         <w:t>Grappe: 014301110048</w:t>
         <w:br/>
-        <w:t>Date: 16/02/2026 a 12:40</w:t>
+        <w:t>Date: 16/02/2026 a 12:58</w:t>
       </w:r>
     </w:p>
     <w:p/>

--- a/rapports/16_02_2026/Amina_DEME/coh_EQ2_sup_014301110048.docx
+++ b/rapports/16_02_2026/Amina_DEME/coh_EQ2_sup_014301110048.docx
@@ -25,7 +25,7 @@
         <w:br/>
         <w:t>Grappe: 014301110048</w:t>
         <w:br/>
-        <w:t>Date: 16/02/2026 a 12:58</w:t>
+        <w:t>Date: 16/02/2026 a 13:05</w:t>
       </w:r>
     </w:p>
     <w:p/>
@@ -199,38 +199,6 @@
           </w:tcPr>
           <w:p>
             <w:r>
-              <w:t>Section0</w:t>
-            </w:r>
-          </w:p>
-        </w:tc>
-        <w:tc>
-          <w:tcPr>
-            <w:tcW w:type="dxa" w:w="3324"/>
-          </w:tcPr>
-          <w:p>
-            <w:r>
-              <w:t>Identification et renseignements de controle</w:t>
-            </w:r>
-          </w:p>
-        </w:tc>
-        <w:tc>
-          <w:tcPr>
-            <w:tcW w:type="dxa" w:w="3324"/>
-          </w:tcPr>
-          <w:p>
-            <w:r>
-              <w:t>12</w:t>
-            </w:r>
-          </w:p>
-        </w:tc>
-      </w:tr>
-      <w:tr>
-        <w:tc>
-          <w:tcPr>
-            <w:tcW w:type="dxa" w:w="3324"/>
-          </w:tcPr>
-          <w:p>
-            <w:r>
               <w:t>Section1</w:t>
             </w:r>
           </w:p>
@@ -379,7 +347,39 @@
           </w:tcPr>
           <w:p>
             <w:r>
-              <w:t>11</w:t>
+              <w:t>9</w:t>
+            </w:r>
+          </w:p>
+        </w:tc>
+      </w:tr>
+      <w:tr>
+        <w:tc>
+          <w:tcPr>
+            <w:tcW w:type="dxa" w:w="3324"/>
+          </w:tcPr>
+          <w:p>
+            <w:r>
+              <w:t>Section0</w:t>
+            </w:r>
+          </w:p>
+        </w:tc>
+        <w:tc>
+          <w:tcPr>
+            <w:tcW w:type="dxa" w:w="3324"/>
+          </w:tcPr>
+          <w:p>
+            <w:r>
+              <w:t>Identification et renseignements de controle</w:t>
+            </w:r>
+          </w:p>
+        </w:tc>
+        <w:tc>
+          <w:tcPr>
+            <w:tcW w:type="dxa" w:w="3324"/>
+          </w:tcPr>
+          <w:p>
+            <w:r>
+              <w:t>7</w:t>
             </w:r>
           </w:p>
         </w:tc>
@@ -411,7 +411,7 @@
           </w:tcPr>
           <w:p>
             <w:r>
-              <w:t>10</w:t>
+              <w:t>7</w:t>
             </w:r>
           </w:p>
         </w:tc>
@@ -443,7 +443,7 @@
           </w:tcPr>
           <w:p>
             <w:r>
-              <w:t>8</w:t>
+              <w:t>7</w:t>
             </w:r>
           </w:p>
         </w:tc>
@@ -475,7 +475,7 @@
           </w:tcPr>
           <w:p>
             <w:r>
-              <w:t>8</w:t>
+              <w:t>7</w:t>
             </w:r>
           </w:p>
         </w:tc>
@@ -487,7 +487,7 @@
           </w:tcPr>
           <w:p>
             <w:r>
-              <w:t>Section3</w:t>
+              <w:t>Section6</w:t>
             </w:r>
           </w:p>
         </w:tc>
@@ -497,7 +497,7 @@
           </w:tcPr>
           <w:p>
             <w:r>
-              <w:t>Sante</w:t>
+              <w:t>Epargne et credit</w:t>
             </w:r>
           </w:p>
         </w:tc>
@@ -839,27 +839,6 @@
           <w:color w:val="4672C4"/>
           <w:sz w:val="22"/>
         </w:rPr>
-        <w:t>&gt;&gt; Section0 - Identification et renseignements de controle</w:t>
-      </w:r>
-    </w:p>
-    <w:p>
-      <w:pPr>
-        <w:ind w:left="283"/>
-      </w:pPr>
-      <w:r>
-        <w:rPr>
-          <w:sz w:val="20"/>
-        </w:rPr>
-        <w:t>- Le questionnaire semble ne pas être complètement fini mais le questionnaire est en statut complet, prière de compléter le questionnaire.</w:t>
-      </w:r>
-    </w:p>
-    <w:p>
-      <w:r>
-        <w:rPr>
-          <w:b/>
-          <w:color w:val="4672C4"/>
-          <w:sz w:val="22"/>
-        </w:rPr>
         <w:t>&gt;&gt; Section1 - Caracteristiques des membres</w:t>
       </w:r>
     </w:p>
@@ -955,7 +934,7 @@
         <w:rPr>
           <w:sz w:val="20"/>
         </w:rPr>
-        <w:t>- Attention ! Le prix unitaire d'achat (600 Fcfa) de Yaourt en Boite de tomate/Pot (Petit) est relativement élevé par rapport aux autres prix observés dans cette zone. Prière de corriger ou de confirmer avec le QG. Attention ! Le prix unitaire d'achat (700 Fcfa) de Sucre en poudre  en Kg (taille unique) est relativement élevé par rapport aux autres prix observés dans cette zone. Prière de corriger ou de confirmer avec le QG. Avertissement!!! Le ménage a consommé 1 Carton Moyen de Lait frais stérilisé, demi écrémé. Difficile de consommer ce produit avec cette unité. Prière de verifier et corriger. Attention ! Le prix unitaire d'achat (500 Fcfa) de Lait frais stérilisé, demi écrémé en Sachets industriel (Moyen) est relativement élevé par rapport aux autres prix observés dans cette zone. Prière de corriger ou de confirmer avec le QG. Avertissement!!! Le ménage a consommé 2 Verre ( à thé) taille unique de Thé en sachet, cette quantité semble anormale pour une consommation des 7 derniers jours.Les ménages consomment géneralement en sachet ou en paquet, prière de corriger ou de confirmer avec le QG. Attention ! Le prix unitaire d'achat (1200 Fcfa) de Thé en sachet en Paquet (Moyen) est relativement élevé par rapport aux autres prix observés dans cette zone. Prière de corriger ou de confirmer avec le QG.</w:t>
+        <w:t>- Attention ! Le prix unitaire d'achat (700 Fcfa) de Sucre en poudre  en Kg (taille unique) est relativement élevé par rapport aux autres prix observés dans cette zone. Prière de corriger ou de confirmer avec le QG. Avertissement!!! Le ménage a consommé 1 Carton Moyen de Lait frais stérilisé, demi écrémé. Difficile de consommer ce produit avec cette unité. Prière de verifier et corriger. Avertissement!!! Le ménage a consommé 2 Verre ( à thé) taille unique de Thé en sachet, cette quantité semble anormale pour une consommation des 7 derniers jours.Les ménages consomment géneralement en sachet ou en paquet, prière de corriger ou de confirmer avec le QG. Attention ! Le prix unitaire d'achat (1200 Fcfa) de Thé en sachet en Paquet (Moyen) est relativement élevé par rapport aux autres prix observés dans cette zone. Prière de corriger ou de confirmer avec le QG.</w:t>
       </w:r>
     </w:p>
     <w:p>
@@ -1437,27 +1416,6 @@
           <w:color w:val="4672C4"/>
           <w:sz w:val="22"/>
         </w:rPr>
-        <w:t>&gt;&gt; Section0 - Identification et renseignements de controle</w:t>
-      </w:r>
-    </w:p>
-    <w:p>
-      <w:pPr>
-        <w:ind w:left="283"/>
-      </w:pPr>
-      <w:r>
-        <w:rPr>
-          <w:sz w:val="20"/>
-        </w:rPr>
-        <w:t>- Le questionnaire semble ne pas être complètement fini mais le questionnaire est en statut complet, prière de compléter le questionnaire.</w:t>
-      </w:r>
-    </w:p>
-    <w:p>
-      <w:r>
-        <w:rPr>
-          <w:b/>
-          <w:color w:val="4672C4"/>
-          <w:sz w:val="22"/>
-        </w:rPr>
         <w:t>&gt;&gt; Section1 - Caracteristiques des membres</w:t>
       </w:r>
     </w:p>
@@ -1511,7 +1469,7 @@
         <w:rPr>
           <w:sz w:val="20"/>
         </w:rPr>
-        <w:t>- Attention ! Le prix unitaire d'achat (1000 Fcfa) de Banane douce en Tas (Moyen) est relativement élevé par rapport aux autres prix observés dans cette zone. Prière de corriger ou de confirmer avec le QG. Attention ! Le prix unitaire d'achat (250 Fcfa) de Beignets de farine de boulangerie en Sachets (Petit) est relativement élevé par rapport aux autres prix observés dans cette zone. Prière de corriger ou de confirmer avec le QG. Avertissement!! le prix unitaire (150 Fcfa) de Thé en sachet (unité: Sachets) de taille Tres petit est très faible ou élevé. Prière de corriger ou de confirmer avec le QG.</w:t>
+        <w:t>- Attention ! Le prix unitaire d'achat (250 Fcfa) de Beignets de farine de boulangerie en Sachets (Petit) est relativement élevé par rapport aux autres prix observés dans cette zone. Prière de corriger ou de confirmer avec le QG. Avertissement!! le prix unitaire (150 Fcfa) de Thé en sachet (unité: Sachets) de taille Petit est très faible ou élevé. Prière de corriger ou de confirmer avec le QG.</w:t>
       </w:r>
     </w:p>
     <w:p>
@@ -1584,27 +1542,6 @@
           <w:color w:val="4672C4"/>
           <w:sz w:val="22"/>
         </w:rPr>
-        <w:t>&gt;&gt; Section11 - Caracteristiques logement</w:t>
-      </w:r>
-    </w:p>
-    <w:p>
-      <w:pPr>
-        <w:ind w:left="283"/>
-      </w:pPr>
-      <w:r>
-        <w:rPr>
-          <w:sz w:val="20"/>
-        </w:rPr>
-        <w:t>- La principale source d'approvisionnement en eau du ménage est eau filtrée et semble exister dans les modalités, prière de prendre attache avec le QG pour plus d'explication afin de la classer bien.</w:t>
-      </w:r>
-    </w:p>
-    <w:p>
-      <w:r>
-        <w:rPr>
-          <w:b/>
-          <w:color w:val="4672C4"/>
-          <w:sz w:val="22"/>
-        </w:rPr>
         <w:t>&gt;&gt; Section12 - Actifs du menage</w:t>
       </w:r>
     </w:p>
@@ -1616,11 +1553,7 @@
         <w:rPr>
           <w:sz w:val="20"/>
         </w:rPr>
-        <w:t xml:space="preserve">- Avertissement!!! Le prix d'achat (120000) de l'article  Appareil TV est inférieur aux prix de revente (150000)  avec l'âge du bien atteignant 7 ans. Prière de vérifier ou confirmer avec l'enquêté et mettre les bonnes valeurs après verification, s'il le faut. </w:t>
-        <w:br/>
-        <w:t xml:space="preserve">- Avertissement!!! Le prix d'achat (250000) de l'article  Lit est inférieur aux prix de revente (300000)  avec l'âge du bien atteignant 5 ans. Prière de vérifier ou confirmer avec l'enquêté et mettre les bonnes valeurs après verification, s'il le faut. </w:t>
-        <w:br/>
-        <w:t>- Avertissement!!! Le prix d'achat (250000) de l'article  Téléphone portable est inférieur aux prix de revente (300000)  avec l'âge du bien atteignant 2 ans. Prière de vérifier ou confirmer avec l'enquêté et mettre les bonnes valeurs après verification, s'il le faut. Attention ! Téléphone portable a été achété à 250000 Fcfa est relativement élevé par rapport aux autres prix d'achat observés dans cette zone. Prière de corriger ou de confirmer avec le QG. Attention ! Téléphone portable a été revendu à 300000 Fcfa qui est relativement élevé par rapport aux autres prix de revente observés dans cette zone. Prière de corriger ou de confirmer avec le QG.</w:t>
+        <w:t>- Attention ! Téléphone portable a été achété à 250000 Fcfa est relativement élevé par rapport aux autres prix d'achat observés dans cette zone. Prière de corriger ou de confirmer avec le QG. Attention ! Téléphone portable a été revendu à 250000 Fcfa qui est relativement élevé par rapport aux autres prix de revente observés dans cette zone. Prière de corriger ou de confirmer avec le QG.</w:t>
       </w:r>
     </w:p>
     <w:p>
@@ -2061,9 +1994,7 @@
         <w:rPr>
           <w:sz w:val="20"/>
         </w:rPr>
-        <w:t xml:space="preserve">- Avertissement! Veuillez renseigner par oui ou non toutes les modalités de la question s01q47. </w:t>
-        <w:br/>
-        <w:t>- Attention ! Vous avez déclaré en s01q00 que le répondant est la personne elle-même, or Maguette Diagne est trop jeune (7 ans) pour fournir des informations correctes. Prière de refaire la section 1 pour Maguette Diagne en demandant à un adulte de répondre aux questions à sa place.</w:t>
+        <w:t>- Avertissement! Veuillez renseigner par oui ou non toutes les modalités de la question s01q47.</w:t>
       </w:r>
     </w:p>
     <w:p>
@@ -2095,31 +2026,6 @@
         <w:t xml:space="preserve">- Peu probable! Ndeye Fatou Diagne  n'arrive pas  à comprendre un petit texte lu dans une langue locale (s02q03). Veuillez corriger ou donner des explications au QG. Dans les milieux urbains c'est peu probable de voir une école dont les élèves ou étudiants ne dépensent pas en frais d'uniformes, prière de verifier pour Ndeye Fatou Diagne et corriger ou confirmer avec le QG. Le montant des frais de cantines ou de restauration pour l'année scolaire de Ndeye Fatou Diagne est faible ou élevé. veuillez, s'il vous plait, confirmer ces informations avec le QG ou apporter les corrections nécessaires. </w:t>
         <w:br/>
         <w:t>- Peu probable! Ramatoulaye Faye  n'arrive pas  à comprendre un petit texte lu dans une langue locale (s02q03). Veuillez corriger ou donner des explications au QG. La raison principale que Ramatoulaye Faye n'a pas été à l'école entre 2024/2025 est s'occuper des enfants et semble exister dans les modalités, prière de prendre attache avec le QG pour plus d'explication afin de la classer bien.</w:t>
-      </w:r>
-    </w:p>
-    <w:p>
-      <w:r>
-        <w:rPr>
-          <w:b/>
-          <w:color w:val="4672C4"/>
-          <w:sz w:val="22"/>
-        </w:rPr>
-        <w:t>&gt;&gt; Section4a - Emploi</w:t>
-      </w:r>
-    </w:p>
-    <w:p>
-      <w:pPr>
-        <w:ind w:left="283"/>
-      </w:pPr>
-      <w:r>
-        <w:rPr>
-          <w:sz w:val="20"/>
-        </w:rPr>
-        <w:t xml:space="preserve">- Maguette Diagne fait Son Père pour subvenir principalement à ses besoins et semble exister dans les modalités, prière de prendre attache avec le QG pour plus d'explication afin de la classer bien. </w:t>
-        <w:br/>
-        <w:t xml:space="preserve">- Modou Diagne fait Son Père pour subvenir principalement à ses besoins et semble exister dans les modalités, prière de prendre attache avec le QG pour plus d'explication afin de la classer bien. </w:t>
-        <w:br/>
-        <w:t>- Ndeye Fatou Diagne fait Son père pour subvenir principalement à ses besoins et semble exister dans les modalités, prière de prendre attache avec le QG pour plus d'explication afin de la classer bien.</w:t>
       </w:r>
     </w:p>
     <w:p>
@@ -2161,30 +2067,7 @@
         <w:rPr>
           <w:sz w:val="20"/>
         </w:rPr>
-        <w:t>- Attention ! Le prix unitaire d'achat (50 Fcfa) de Poivron frais en Pièce (Moyen) est relativement faible par rapport aux autres prix observés dans cette zone. Prière de corriger ou de confirmer avec le QG. Attention ! Le prix unitaire d'achat (600 Fcfa) de Vinaigre de vin en Bouteille 33cl (taille unique) est relativement élevé par rapport aux autres prix observés dans cette zone. Prière de corriger ou de confirmer avec le QG. Attention ! Soupçons de quantité anormale! Le ménage de ABDOULAYE DIAGNE avec une taille de 6 personnes a consommé 8 Verre ( à thé) en taille unique de Vinaigre de vin qui est relativement élevé comme consommation par rapport à la condition de vie des autres ménages de même taille dans cette zone. Prière de corriger ou de confirmer avec le QG. Attention ! Le prix unitaire d'achat (700 Fcfa) de Sucre en poudre  en Kg (taille unique) est relativement élevé par rapport aux autres prix observés dans cette zone. Prière de corriger ou de confirmer avec le QG. Avertissement!! La quantité (4 litre) du produit Huile de palme brute consommée  par le ménage semble très élevé, prière de corriger ou confirmer avec le QG. Attention ! Soupçons de quantité anormale! Le ménage de ABDOULAYE DIAGNE avec une taille de 6 personnes a consommé 4 Litre en taille unique de Huile de palme brute qui est relativement élevé comme consommation par rapport à la condition de vie des autres ménages de même taille dans cette zone. Prière de corriger ou de confirmer avec le QG. Avertissement!! La quantité (4 litre) du produit Huile de soja  consommée  par le ménage semble très élevé, prière de corriger ou confirmer avec le QG. Avertissement!!! Le ménage a consommé 3 Paquet Moyen de Thé en sachet, cette quantité semble anormale pour une consommation des 7 derniers jours.Prière de corriger ou de confirmer avec le QG. Avertissement!! le prix unitaire (150 Fcfa) de Thé en sachet (unité: Paquet) de taille Moyen est très faible ou élevé. Prière de corriger ou de confirmer avec le QG. Incohérence!! Dans ce ménage, chaque individus consomme par jour 12.46119 Kg  de cereale; Prière de revoir les quantités prises de ces produits. Le prix d'achat unitaire (1200 Fcfa) de Vermicelles en Kg de taille taille unique semble élevé, prière de regarder les reponses prises dans les questions s07bq07a s07bq07b s07bq07c s07bq08 pour mieux corriger.</w:t>
-      </w:r>
-    </w:p>
-    <w:p>
-      <w:r>
-        <w:rPr>
-          <w:b/>
-          <w:color w:val="4672C4"/>
-          <w:sz w:val="22"/>
-        </w:rPr>
-        <w:t>&gt;&gt; Section9e - Depenses non-alimentaires - 6 mois</w:t>
-      </w:r>
-    </w:p>
-    <w:p>
-      <w:pPr>
-        <w:ind w:left="283"/>
-      </w:pPr>
-      <w:r>
-        <w:rPr>
-          <w:sz w:val="20"/>
-        </w:rPr>
-        <w:t xml:space="preserve">- La dernière fois que vous avez acheté Vêtements enfants (0-14 ans): layette pour bébé, chemise, pantalon garçon, robe fillette, slip enfant, blouses, etc. (Pas inclure les uniformes scolaires) est friperie et semble exister dans les modalités, prière de prendre attache avec le QG pour plus d'explication afin de la classer bien. </w:t>
-        <w:br/>
-        <w:t>-  La dernière fois que vous avez acheté Vêtements femmes (15 ans et plus): robe, jupe, pantalon, ensemble, etc. est friperie et semble exister dans les modalités, prière de prendre attache avec le QG pour plus d'explication afin de la classer bien.</w:t>
+        <w:t>- Attention ! Le prix unitaire d'achat (150 Fcfa) de Farine de blé locale ou importée en Sachets (Petit) est relativement élevé par rapport aux autres prix observés dans cette zone. Prière de corriger ou de confirmer avec le QG. Attention ! Le prix unitaire d'achat (50 Fcfa) de Poivron frais en Pièce (Moyen) est relativement faible par rapport aux autres prix observés dans cette zone. Prière de corriger ou de confirmer avec le QG. Attention ! Le prix unitaire d'achat (700 Fcfa) de Sucre en poudre  en Kg (taille unique) est relativement élevé par rapport aux autres prix observés dans cette zone. Prière de corriger ou de confirmer avec le QG. Attention ! Le prix unitaire d'achat (75 Fcfa) de Carotte en Pièce (Moyen) est relativement faible par rapport aux autres prix observés dans cette zone. Prière de corriger ou de confirmer avec le QG. Attention ! Soupçons de quantité anormale! Le ménage de ABDOULAYE DIAGNE avec une taille de 6 personnes a consommé 6 Morceau (Portion) en Moyen de Carpe séchée qui est relativement élevé comme consommation par rapport à la condition de vie des autres ménages de même taille dans cette zone. Prière de corriger ou de confirmer avec le QG. Avertissement!! La quantité (4 litre) du produit Huile de soja  consommée  par le ménage semble très élevé, prière de corriger ou confirmer avec le QG. Attention ! Soupçons de quantité anormale! Le ménage de ABDOULAYE DIAGNE avec une taille de 6 personnes a consommé 4 Litre en taille unique de Huile de soja  qui est relativement élevé comme consommation par rapport à la condition de vie des autres ménages de même taille dans cette zone. Prière de corriger ou de confirmer avec le QG. Avertissement!!! Le ménage a consommé 3 Paquet Petit de Thé en sachet, cette quantité semble anormale pour une consommation des 7 derniers jours.Prière de corriger ou de confirmer avec le QG. Avertissement!! le prix unitaire (150 Fcfa) de Thé en sachet (unité: Paquet) de taille Petit est très faible ou élevé. Prière de corriger ou de confirmer avec le QG. Incohérence!! Dans ce ménage, chaque individus consomme par jour 25.34214 Kg  de cereale; Prière de revoir les quantités prises de ces produits. Le prix d'achat unitaire (1200 Fcfa) de Vermicelles en Kg de taille taille unique semble élevé, prière de regarder les reponses prises dans les questions s07bq07a s07bq07b s07bq07c s07bq08 pour mieux corriger.</w:t>
       </w:r>
     </w:p>
     <w:p>
@@ -2616,27 +2499,6 @@
           <w:color w:val="4672C4"/>
           <w:sz w:val="22"/>
         </w:rPr>
-        <w:t>&gt;&gt; Section0 - Identification et renseignements de controle</w:t>
-      </w:r>
-    </w:p>
-    <w:p>
-      <w:pPr>
-        <w:ind w:left="283"/>
-      </w:pPr>
-      <w:r>
-        <w:rPr>
-          <w:sz w:val="20"/>
-        </w:rPr>
-        <w:t>- Le questionnaire semble ne pas être complètement fini mais le questionnaire est en statut complet, prière de compléter le questionnaire.</w:t>
-      </w:r>
-    </w:p>
-    <w:p>
-      <w:r>
-        <w:rPr>
-          <w:b/>
-          <w:color w:val="4672C4"/>
-          <w:sz w:val="22"/>
-        </w:rPr>
         <w:t>&gt;&gt; Section1 - Caracteristiques des membres</w:t>
       </w:r>
     </w:p>
@@ -2793,7 +2655,7 @@
         <w:rPr>
           <w:sz w:val="20"/>
         </w:rPr>
-        <w:t>- La dernière fois que vous avez acheté Lait pour bébé est pharmacie et semble exister dans les modalités, prière de prendre attache avec le QG pour plus d'explication afin de la classer bien. Attention ! Le prix unitaire d'achat (1200 Fcfa) de Yaourt en Boite de tomate/Pot (Petit) est relativement élevé par rapport aux autres prix observés dans cette zone. Prière de corriger ou de confirmer avec le QG. Attention ! Le prix unitaire d'achat (1666.667 Fcfa) de Jus de fruits type 2 (Tampico, Pressea,etc.) en Brique (Grand) est relativement élevé par rapport aux autres prix observés dans cette zone. Prière de corriger ou de confirmer avec le QG. Attention ! Le prix unitaire d'achat (200 Fcfa) de Autres condiments (persil, céléri, etc.) en Tas (Petit) est relativement élevé par rapport aux autres prix observés dans cette zone. Prière de corriger ou de confirmer avec le QG. Attention ! Le prix unitaire d'achat (2000 Fcfa) de Pastèque en Pièce (Moyen) est relativement élevé par rapport aux autres prix observés dans cette zone. Prière de corriger ou de confirmer avec le QG. Attention ! Le prix unitaire d'achat (250 Fcfa) de Feuilles de  Haricot en Tas (Petit) est relativement élevé par rapport aux autres prix observés dans cette zone. Prière de corriger ou de confirmer avec le QG. Attention ! Le prix unitaire d'achat (4000 Fcfa) de Mandarine/Clémentine en Kg (taille unique) est relativement élevé par rapport aux autres prix observés dans cette zone. Prière de corriger ou de confirmer avec le QG. Attention ! Le prix unitaire d'achat (500 Fcfa) de Ail en Sachets (Petit) est relativement élevé par rapport aux autres prix observés dans cette zone. Prière de corriger ou de confirmer avec le QG. Attention ! Le prix unitaire d'achat (500 Fcfa) de Piment frais en Tas (Petit) est relativement élevé par rapport aux autres prix observés dans cette zone. Prière de corriger ou de confirmer avec le QG. Attention ! Le prix unitaire d'achat (500 Fcfa) de Piment séché en Sachets (Petit) est relativement élevé par rapport aux autres prix observés dans cette zone. Prière de corriger ou de confirmer avec le QG. Attention ! Le prix unitaire d'achat (7000 Fcfa) de Carpe frais en Tas (Moyen) est relativement élevé par rapport aux autres prix observés dans cette zone. Prière de corriger ou de confirmer avec le QG. Attention ! Soupçons de quantité anormale! Le ménage de Golla Diallo avec une taille de 15 personnes a consommé 3.25 Kg en taille unique de Viande de bœuf: filet, faux-filet qui est relativement élevé comme consommation par rapport à la condition de vie des autres ménages de même taille dans cette zone. Prière de corriger ou de confirmer avec le QG. Avertissement!!! Le ménage a consommé 10 Cuillère Moyen de Chocolat pâte à tartiner, cette quantité semble anormale pour une consommation des 7 derniers jours.Prière de corriger ou de confirmer avec le QG. Avertissement!!! Le ménage a consommé 10 Paquet Petit de Thé en sachet, cette quantité semble anormale pour une consommation des 7 derniers jours.Prière de corriger ou de confirmer avec le QG. Avertissement!! le prix unitaire (150 Fcfa) de Thé en sachet (unité: Paquet) de taille Petit est très faible ou élevé. Prière de corriger ou de confirmer avec le QG. Avertissement!!! Le ménage a consommé 10 Pièce Petit de Caramel, bonbons, confiseries, etc., cette quantité semble anormale pour une consommation des 7 derniers jours.Prière de corriger ou de confirmer avec le QG. Avertissement!!!Le ménage a consommé 64 miche de Moyen de Pain moderne (Baguette)  ce qui semble incoherent pour une consommation aucours des 7 derniers jours, prière de verifier et corriger. Attention ! Soupçons de quantité anormale! Le ménage de Golla Diallo avec une taille de 15 personnes a consommé 64 miche en Moyen de Pain moderne (Baguette) qui est relativement élevé comme consommation par rapport à la condition de vie des autres ménages de même taille dans cette zone. Prière de corriger ou de confirmer avec le QG. Incohérence!! Dans ce ménage, chaque individus consomme par jour 14.97676 Kg  de cereale; Prière de revoir les quantités prises de ces produits. Incohérence!! Dans ce ménage, chaque individus consomme par jour 14.97676 Kg  de cereale; Prière de revoir les quantités prises de ces produits. Incohérence!! Dans ce ménage, chaque individus consomme par jour 14.97676 Kg  de cereale; Prière de revoir les quantités prises de ces produits.</w:t>
+        <w:t>- La dernière fois que vous avez acheté Lait pour bébé est pharmacie et semble exister dans les modalités, prière de prendre attache avec le QG pour plus d'explication afin de la classer bien. Attention ! Le prix unitaire d'achat (1200 Fcfa) de Yaourt en Boite de tomate/Pot (Petit) est relativement élevé par rapport aux autres prix observés dans cette zone. Prière de corriger ou de confirmer avec le QG. Attention ! Le prix unitaire d'achat (1666.667 Fcfa) de Jus de fruits type 2 (Tampico, Pressea,etc.) en Brique (Grand) est relativement élevé par rapport aux autres prix observés dans cette zone. Prière de corriger ou de confirmer avec le QG. Attention ! Le prix unitaire d'achat (200 Fcfa) de Autres condiments (persil, céléri, etc.) en Tas (Petit) est relativement élevé par rapport aux autres prix observés dans cette zone. Prière de corriger ou de confirmer avec le QG. Attention ! Le prix unitaire d'achat (2000 Fcfa) de Pastèque en Pièce (Moyen) est relativement élevé par rapport aux autres prix observés dans cette zone. Prière de corriger ou de confirmer avec le QG. Attention ! Le prix unitaire d'achat (250 Fcfa) de Feuilles de  Haricot en Tas (Petit) est relativement élevé par rapport aux autres prix observés dans cette zone. Prière de corriger ou de confirmer avec le QG. Attention ! Le prix unitaire d'achat (3200 Fcfa) de Œufs frais en Tablette (taille unique) est relativement élevé par rapport aux autres prix observés dans cette zone. Prière de corriger ou de confirmer avec le QG. Attention ! Le prix unitaire d'achat (4000 Fcfa) de Mandarine/Clémentine en Kg (taille unique) est relativement élevé par rapport aux autres prix observés dans cette zone. Prière de corriger ou de confirmer avec le QG. Attention ! Le prix unitaire d'achat (500 Fcfa) de Ail en Sachets (Petit) est relativement élevé par rapport aux autres prix observés dans cette zone. Prière de corriger ou de confirmer avec le QG. Attention ! Le prix unitaire d'achat (500 Fcfa) de Piment frais en Tas (Petit) est relativement élevé par rapport aux autres prix observés dans cette zone. Prière de corriger ou de confirmer avec le QG. Attention ! Le prix unitaire d'achat (500 Fcfa) de Piment séché en Sachets (Petit) est relativement élevé par rapport aux autres prix observés dans cette zone. Prière de corriger ou de confirmer avec le QG. Attention ! Le prix unitaire d'achat (700 Fcfa) de Spaghettis en Paquet (Moyen) est relativement élevé par rapport aux autres prix observés dans cette zone. Prière de corriger ou de confirmer avec le QG. Attention ! Le prix unitaire d'achat (7000 Fcfa) de Carpe frais en Tas (Moyen) est relativement élevé par rapport aux autres prix observés dans cette zone. Prière de corriger ou de confirmer avec le QG. Attention ! Soupçons de quantité anormale! Le ménage de Golla Diallo avec une taille de 15 personnes a consommé 3.25 Kg en taille unique de Viande de bœuf: filet, faux-filet qui est relativement élevé comme consommation par rapport à la condition de vie des autres ménages de même taille dans cette zone. Prière de corriger ou de confirmer avec le QG. Avertissement!!! Le ménage a consommé 10 Cuillère Moyen de Chocolat pâte à tartiner, cette quantité semble anormale pour une consommation des 7 derniers jours.Prière de corriger ou de confirmer avec le QG. Avertissement!!! Le ménage a consommé 10 Paquet Petit de Thé en sachet, cette quantité semble anormale pour une consommation des 7 derniers jours.Prière de corriger ou de confirmer avec le QG. Avertissement!! le prix unitaire (150 Fcfa) de Thé en sachet (unité: Paquet) de taille Petit est très faible ou élevé. Prière de corriger ou de confirmer avec le QG. Avertissement!!! Le ménage a consommé 10 Pièce Petit de Caramel, bonbons, confiseries, etc., cette quantité semble anormale pour une consommation des 7 derniers jours.Prière de corriger ou de confirmer avec le QG. Avertissement!!!Le ménage a consommé 64 miche de Moyen de Pain moderne (Baguette)  ce qui semble incoherent pour une consommation aucours des 7 derniers jours, prière de verifier et corriger. Attention ! Soupçons de quantité anormale! Le ménage de Golla Diallo avec une taille de 15 personnes a consommé 64 miche en Moyen de Pain moderne (Baguette) qui est relativement élevé comme consommation par rapport à la condition de vie des autres ménages de même taille dans cette zone. Prière de corriger ou de confirmer avec le QG. Incohérence!! Dans ce ménage, chaque individus consomme par jour 26.47543 Kg  de cereale; Prière de revoir les quantités prises de ces produits. Incohérence!! Dans ce ménage, chaque individus consomme par jour 26.47543 Kg  de cereale; Prière de revoir les quantités prises de ces produits. Incohérence!! Dans ce ménage, chaque individus consomme par jour 26.47543 Kg  de cereale; Prière de revoir les quantités prises de ces produits.</w:t>
       </w:r>
     </w:p>
     <w:p>
@@ -3329,27 +3191,6 @@
           <w:color w:val="4672C4"/>
           <w:sz w:val="22"/>
         </w:rPr>
-        <w:t>&gt;&gt; Section0 - Identification et renseignements de controle</w:t>
-      </w:r>
-    </w:p>
-    <w:p>
-      <w:pPr>
-        <w:ind w:left="283"/>
-      </w:pPr>
-      <w:r>
-        <w:rPr>
-          <w:sz w:val="20"/>
-        </w:rPr>
-        <w:t>- Le questionnaire semble ne pas être complètement fini mais le questionnaire est en statut complet, prière de compléter le questionnaire.</w:t>
-      </w:r>
-    </w:p>
-    <w:p>
-      <w:r>
-        <w:rPr>
-          <w:b/>
-          <w:color w:val="4672C4"/>
-          <w:sz w:val="22"/>
-        </w:rPr>
         <w:t>&gt;&gt; Section1 - Caracteristiques des membres</w:t>
       </w:r>
     </w:p>
@@ -3367,7 +3208,7 @@
         <w:br/>
         <w:t xml:space="preserve">- Attention ! Le montant (15000 Fcfa) dépensé ou reçu en cadeau pour les recharges internet ou de forfaits de données mobiles(hors appels vocaux), aucours des 30 derniers jours de  MAMADOU NDIAYE est relativement élevé par rapport aux autres montants depansés observés dans cette zone. Prière de corriger ou de confirmer avec le QG. </w:t>
         <w:br/>
-        <w:t xml:space="preserve">- L'utilisations de l'internet  de BAYE SALIOU NDIAYE est jeux et semble exister dans les modalités, prière de prendre attache avec le QG pour plus d'explication afin de la classer bien. </w:t>
+        <w:t xml:space="preserve">- L'utilisations de l'internet  de BAYE SALIOU NDIAYE est jeux vidéo et semble exister dans les modalités, prière de prendre attache avec le QG pour plus d'explication afin de la classer bien. </w:t>
         <w:br/>
         <w:t>- La raison principale que ABDOULAYE SECK envisage de migrer est sport/football et semble exister dans les modalités, prière de prendre attache avec le QG pour plus d'explication afin de la classer bien.</w:t>
       </w:r>
@@ -3536,7 +3377,7 @@
         <w:rPr>
           <w:sz w:val="20"/>
         </w:rPr>
-        <w:t>- Attention ! Le prix unitaire d'achat (200 Fcfa) de Courge en Morceau (Portion) (Petit) est relativement élevé par rapport aux autres prix observés dans cette zone. Prière de corriger ou de confirmer avec le QG. Attention ! Le prix unitaire d'achat (400 Fcfa) de Sucre en poudre  en Kg (taille unique) est relativement faible par rapport aux autres prix observés dans cette zone. Prière de corriger ou de confirmer avec le QG. Attention ! Le prix unitaire d'achat (50 Fcfa) de Cube alimentaire (Maggi, Jumbo, ) en Cube (Moyen) est relativement élevé par rapport aux autres prix observés dans cette zone. Prière de corriger ou de confirmer avec le QG. Attention ! Le prix unitaire d'achat (500 Fcfa) de Crevettes séchées en Sachets (Petit) est relativement élevé par rapport aux autres prix observés dans cette zone. Prière de corriger ou de confirmer avec le QG. Attention ! Le prix unitaire d'achat (500 Fcfa) de Sel en Sachets (Moyen) est relativement élevé par rapport aux autres prix observés dans cette zone. Prière de corriger ou de confirmer avec le QG. Attention ! Soupçons de quantité anormale! Le ménage de MAMADOU NDIAYE avec une taille de 8 personnes a consommé 7 Pièce en Moyen de Pastèque qui est relativement élevé comme consommation par rapport à la condition de vie des autres ménages de même taille dans cette zone. Prière de corriger ou de confirmer avec le QG. Avertissement!! La quantité (4 litre) du produit Huile de soja  consommée  par le ménage semble très élevé, prière de corriger ou confirmer avec le QG. Incohérence!! Dans ce ménage, chaque individus consomme par jour 28.41357 Kg  de cereale; Prière de revoir les quantités prises de ces produits. Incohérence!! Dans ce ménage, chaque individus consomme par jour 28.41357 Kg  de cereale; Prière de revoir les quantités prises de ces produits. Incohérence!! Dans ce ménage, chaque individus consomme par jour 28.41357 Kg  de cereale; Prière de revoir les quantités prises de ces produits. Incohérence!! Dans ce ménage, chaque individus consomme par jour 28.41357 Kg  de cereale; Prière de revoir les quantités prises de ces produits. Le prix d'achat unitaire (7000 Fcfa) de Silure séché en Kg de taille taille unique prière de regarder les reponses prises dans les questions s07bq07a s07bq07b s07bq07c s07bq08 pour mieux corriger.</w:t>
+        <w:t>- Attention ! Le prix unitaire d'achat (200 Fcfa) de Courge en Morceau (Portion) (Petit) est relativement élevé par rapport aux autres prix observés dans cette zone. Prière de corriger ou de confirmer avec le QG. Attention ! Le prix unitaire d'achat (50 Fcfa) de Cube alimentaire (Maggi, Jumbo, ) en Cube (Moyen) est relativement élevé par rapport aux autres prix observés dans cette zone. Prière de corriger ou de confirmer avec le QG. Attention ! Le prix unitaire d'achat (500 Fcfa) de Crevettes séchées en Sachets (Petit) est relativement élevé par rapport aux autres prix observés dans cette zone. Prière de corriger ou de confirmer avec le QG. Attention ! Le prix unitaire d'achat (500 Fcfa) de Sel en Sachets (Moyen) est relativement élevé par rapport aux autres prix observés dans cette zone. Prière de corriger ou de confirmer avec le QG. Attention ! Soupçons de quantité anormale! Le ménage de MAMADOU NDIAYE avec une taille de 8 personnes a consommé 7 Pièce en Moyen de Pastèque qui est relativement élevé comme consommation par rapport à la condition de vie des autres ménages de même taille dans cette zone. Prière de corriger ou de confirmer avec le QG. Avertissement!! La quantité (4 litre) du produit Huile de soja  consommée  par le ménage semble très élevé, prière de corriger ou confirmer avec le QG. Incohérence!! Dans ce ménage, chaque individus consomme par jour 53.86661 Kg  de cereale; Prière de revoir les quantités prises de ces produits. Incohérence!! Dans ce ménage, chaque individus consomme par jour 53.86661 Kg  de cereale; Prière de revoir les quantités prises de ces produits. Incohérence!! Dans ce ménage, chaque individus consomme par jour 53.86661 Kg  de cereale; Prière de revoir les quantités prises de ces produits. Incohérence!! Dans ce ménage, chaque individus consomme par jour 53.86661 Kg  de cereale; Prière de revoir les quantités prises de ces produits. Le prix d'achat unitaire (7000 Fcfa) de Silure séché en Kg de taille taille unique prière de regarder les reponses prises dans les questions s07bq07a s07bq07b s07bq07c s07bq08 pour mieux corriger.</w:t>
       </w:r>
     </w:p>
     <w:p>
@@ -4027,32 +3868,11 @@
         </w:rPr>
         <w:t xml:space="preserve">- Peu probable! Mamadou Dieng  n'arrive pas  à comprendre un petit texte lu dans une langue locale (s02q03). Veuillez corriger ou donner des explications au QG. La raison principale que Mamadou Dieng n'a pas été à l'école entre 2024/2025 est cartouché et semble exister dans les modalités, prière de prendre attache avec le QG pour plus d'explication afin de la classer bien. </w:t>
         <w:br/>
-        <w:t xml:space="preserve">- Peu probable! Salimata Goudiaby  n'arrive pas  à comprendre un petit texte lu dans une langue locale (s02q03). Veuillez corriger ou donner des explications au QG. La raison principale que Salimata Goudiaby n'a pas été à l'école entre 2024/2025 est cartouché et semble exister dans les modalités, prière de prendre attache avec le QG pour plus d'explication afin de la classer bien. Le domaine que Salimata Goudiaby bénéficié de cette formation est restauration et semble exister dans les modalités, prière de prendre attache avec le QG pour plus d'explication afin de la classer bien. </w:t>
+        <w:t xml:space="preserve">- Peu probable! Salimata Goudiaby  n'arrive pas  à comprendre un petit texte lu dans une langue locale (s02q03). Veuillez corriger ou donner des explications au QG. </w:t>
         <w:br/>
         <w:t xml:space="preserve">- Peu probable! Seynabou Goudiaby  n'arrive pas  à comprendre un petit texte lu dans une langue locale (s02q03). Veuillez corriger ou donner des explications au QG. </w:t>
         <w:br/>
         <w:t>- Peu probable! Seynabou coly  n'arrive pas  à comprendre un petit texte lu dans une langue locale (s02q03). Veuillez corriger ou donner des explications au QG. Peu probable! Seynabou coly  ne sait ni lire, ni écrire, ni comprendre dans aucune des langues  (s02q01,s02q02,s02q03). Veuillez corriger ou donner des explications au QG.</w:t>
-      </w:r>
-    </w:p>
-    <w:p>
-      <w:r>
-        <w:rPr>
-          <w:b/>
-          <w:color w:val="4672C4"/>
-          <w:sz w:val="22"/>
-        </w:rPr>
-        <w:t>&gt;&gt; Section4a - Emploi</w:t>
-      </w:r>
-    </w:p>
-    <w:p>
-      <w:pPr>
-        <w:ind w:left="283"/>
-      </w:pPr>
-      <w:r>
-        <w:rPr>
-          <w:sz w:val="20"/>
-        </w:rPr>
-        <w:t>- La raison pourquoi Seynabou Goudiaby n'a pas travaillé au cours des 7 derniers jours est Elle est malade depuis un mois et semble avoir un emploi ou exister dans les modalités, prière de de bien regarder l'emploi Seynabou Goudiaby  ou de prendre attache avec le QG pour plus d'explication afin de la classer bien.</w:t>
       </w:r>
     </w:p>
     <w:p>
@@ -4073,7 +3893,7 @@
         <w:rPr>
           <w:sz w:val="20"/>
         </w:rPr>
-        <w:t xml:space="preserve">- Attention ! Le nombre de jours que Seynabou Goudiaby a travaillés par mois semble être inférieur à 15. Veuillez, s'il vous plaît, confirmer cette information. Attention! le nombre d'heure que Seynabou Goudiaby a travaillé par jour semble être inferieur à 4, veuillez s'il vous plait confirmer cette information avec le QG. </w:t>
+        <w:t xml:space="preserve">- Avertissement!! Seynabou Goudiaby travaille dans le commerce, Esthéticiens, coiffeurs, cuisinier etc... dit avoir bénéficié de congé payer ou des congés de maladie, prière de confirmer avec le QG ou corriger ces informations.Attention ! Le nombre de jours que Seynabou Goudiaby a travaillés par mois semble être inférieur à 15. Veuillez, s'il vous plaît, confirmer cette information. Attention! le nombre d'heure que Seynabou Goudiaby a travaillé par jour semble être inferieur à 4, veuillez s'il vous plait confirmer cette information avec le QG. </w:t>
         <w:br/>
         <w:t>- Nombre de mois exercé par Salimata Goudiaby dans l'emploi au cours des 12 derniers mois semble faible, veuillez corriger s'il vous plait ou comfirmer avec le QG. Attention ! Le nombre de jours que Salimata Goudiaby a travaillés par mois semble être inférieur à 15. Veuillez, s'il vous plaît, confirmer cette information.</w:t>
       </w:r>
@@ -4096,7 +3916,7 @@
         <w:rPr>
           <w:sz w:val="20"/>
         </w:rPr>
-        <w:t>- La dernière fois que vous avez acheté Made, Zaban (Fole) est par son propre commerce et semble exister dans les modalités, prière de prendre attache avec le QG pour plus d'explication afin de la classer bien. Attention ! Le prix unitaire d'achat (1000 Fcfa) de Biscuits en Sachets (Moyen) est relativement élevé par rapport aux autres prix observés dans cette zone. Prière de corriger ou de confirmer avec le QG.  La dernière fois que vous avez acheté Biscuits est pas d'achat c'est un don un autre ménage et semble exister dans les modalités, prière de prendre attache avec le QG pour plus d'explication afin de la classer bien. Attention ! Le prix unitaire d'achat (4350 Fcfa) de Jus de fruits type 1 (orange, ananas, bissap, gingembre, jus de cajou, etc.) en Bouteille 1.5l (taille unique) est relativement élevé par rapport aux autres prix observés dans cette zone. Prière de corriger ou de confirmer avec le QG. Attention ! Le prix unitaire d'achat (500 Fcfa) de Ail en Sachets (Petit) est relativement élevé par rapport aux autres prix observés dans cette zone. Prière de corriger ou de confirmer avec le QG. Attention ! Le prix unitaire d'achat (700 Fcfa) de Sucre en poudre  en Kg (taille unique) est relativement élevé par rapport aux autres prix observés dans cette zone. Prière de corriger ou de confirmer avec le QG. Incohérence!! Dans ce ménage, chaque individus consomme par jour 60.66857 Kg  de cereale; Prière de revoir les quantités prises de ces produits.</w:t>
+        <w:t>- La dernière fois que vous avez acheté Biscuits est pas d'achat c'est un don un autre ménage et semble exister dans les modalités, prière de prendre attache avec le QG pour plus d'explication afin de la classer bien.  La dernière fois que vous avez acheté Made, Zaban (Fole) est par son propre commerce et semble exister dans les modalités, prière de prendre attache avec le QG pour plus d'explication afin de la classer bien. Attention ! Le prix unitaire d'achat (250 Fcfa) de Mandarine/Clémentine en Pièce (Petit) est relativement élevé par rapport aux autres prix observés dans cette zone. Prière de corriger ou de confirmer avec le QG. Attention ! Le prix unitaire d'achat (4350 Fcfa) de Jus de fruits type 1 (orange, ananas, bissap, gingembre, jus de cajou, etc.) en Bouteille 1.5l (taille unique) est relativement élevé par rapport aux autres prix observés dans cette zone. Prière de corriger ou de confirmer avec le QG. Attention ! Le prix unitaire d'achat (700 Fcfa) de Sucre en poudre  en Kg (taille unique) est relativement élevé par rapport aux autres prix observés dans cette zone. Prière de corriger ou de confirmer avec le QG. Attention ! Soupçons de quantité anormale! Le ménage de Seynabou Goudiaby avec une taille de 4 personnes a consommé 28 Cuillère en Petit de Beurre qui est relativement élevé comme consommation par rapport à la condition de vie des autres ménages de même taille dans cette zone. Prière de corriger ou de confirmer avec le QG. Incohérence!! Dans ce ménage, chaque individus consomme par jour 98.395 Kg  de cereale; Prière de revoir les quantités prises de ces produits.</w:t>
       </w:r>
     </w:p>
     <w:p>
@@ -4120,39 +3940,6 @@
         <w:t xml:space="preserve">- La dernière fois que vous avez acheté Frais de blanchiment des vêtements, linge, etc. (Pressing) est frais de blanchiment et semble exister dans les modalités, prière de prendre attache avec le QG pour plus d'explication afin de la classer bien. </w:t>
         <w:br/>
         <w:t>- Peu plausible! le montant de la dépense pour  Savon de toilette, shampoing semble trop élevé. Veuillez, s'il vous plaît, confirmer cette information avec le QG ou la corriger.</w:t>
-      </w:r>
-    </w:p>
-    <w:p>
-      <w:r>
-        <w:rPr>
-          <w:b/>
-          <w:color w:val="4672C4"/>
-          <w:sz w:val="22"/>
-        </w:rPr>
-        <w:t>&gt;&gt; Section12 - Actifs du menage</w:t>
-      </w:r>
-    </w:p>
-    <w:p>
-      <w:pPr>
-        <w:ind w:left="283"/>
-      </w:pPr>
-      <w:r>
-        <w:rPr>
-          <w:sz w:val="20"/>
-        </w:rPr>
-        <w:t xml:space="preserve">- Le prix de revente de l'article  Fer à repasser à charbon ne doit pas être égal 0 même si le ménage l'a reçu en cadeau prière de leurs aider à faire une estimations. </w:t>
-        <w:br/>
-        <w:t xml:space="preserve">- Le prix de revente de l'article  Foyers améliorés ne doit pas être égal 0 même si le ménage l'a reçu en cadeau prière de leurs aider à faire une estimations. </w:t>
-        <w:br/>
-        <w:t xml:space="preserve">- Le prix de revente de l'article  Lit ne doit pas être égal 0 même si le ménage l'a reçu en cadeau prière de leurs aider à faire une estimations. </w:t>
-        <w:br/>
-        <w:t xml:space="preserve">- Le prix de revente de l'article  Matelas simple ne doit pas être égal 0 même si le ménage l'a reçu en cadeau prière de leurs aider à faire une estimations. </w:t>
-        <w:br/>
-        <w:t xml:space="preserve">- Le prix de revente de l'article  Réfrigérateur ne doit pas être égal 0 même si le ménage l'a reçu en cadeau prière de leurs aider à faire une estimations. </w:t>
-        <w:br/>
-        <w:t xml:space="preserve">- Le prix de revente de l'article  Tapis ne doit pas être égal 0 même si le ménage l'a reçu en cadeau prière de leurs aider à faire une estimations. </w:t>
-        <w:br/>
-        <w:t>- Le prix de revente de l'article  Téléphone portable ne doit pas être égal 0 même si le ménage l'a reçu en cadeau prière de leurs aider à faire une estimations.</w:t>
       </w:r>
     </w:p>
     <w:p>
@@ -4532,11 +4319,7 @@
         </w:rPr>
         <w:t xml:space="preserve">- Avertissement! Veuillez renseigner par oui ou non toutes les modalités de la question s01q47. </w:t>
         <w:br/>
-        <w:t xml:space="preserve">- Incoherence! Edouard Mendy dispose d'un téléphone portable à s01q39, donc la raison évoquée ne peut pas être (ne dispose pas d'appareil). </w:t>
-        <w:br/>
-        <w:t xml:space="preserve">- Incoherence! Richard Mendy dispose d'un téléphone portable à s01q39, donc la raison évoquée ne peut pas être (ne dispose pas d'appareil). </w:t>
-        <w:br/>
-        <w:t>- La raison principale que Robert Mendy envisage de migrer est cherche du travail et semble exister dans les modalités, prière de prendre attache avec le QG pour plus d'explication afin de la classer bien.</w:t>
+        <w:t>- Incoherence! Richard Mendy dispose d'un téléphone portable à s01q39, donc la raison évoquée ne peut pas être (ne dispose pas d'appareil).</w:t>
       </w:r>
     </w:p>
     <w:p>
@@ -4579,50 +4362,6 @@
           <w:color w:val="4672C4"/>
           <w:sz w:val="22"/>
         </w:rPr>
-        <w:t>&gt;&gt; Section4a - Emploi</w:t>
-      </w:r>
-    </w:p>
-    <w:p>
-      <w:pPr>
-        <w:ind w:left="283"/>
-      </w:pPr>
-      <w:r>
-        <w:rPr>
-          <w:sz w:val="20"/>
-        </w:rPr>
-        <w:t xml:space="preserve">- Edouard Mendy fait sa femme pour subvenir principalement à ses besoins et semble exister dans les modalités, prière de prendre attache avec le QG pour plus d'explication afin de la classer bien. </w:t>
-        <w:br/>
-        <w:t>- Robert Mendy fait Sa Mère pour subvenir principalement à ses besoins et semble exister dans les modalités, prière de prendre attache avec le QG pour plus d'explication afin de la classer bien.</w:t>
-      </w:r>
-    </w:p>
-    <w:p>
-      <w:r>
-        <w:rPr>
-          <w:b/>
-          <w:color w:val="4672C4"/>
-          <w:sz w:val="22"/>
-        </w:rPr>
-        <w:t>&gt;&gt; Section4b - Emploi - Activite principale</w:t>
-      </w:r>
-    </w:p>
-    <w:p>
-      <w:pPr>
-        <w:ind w:left="283"/>
-      </w:pPr>
-      <w:r>
-        <w:rPr>
-          <w:sz w:val="20"/>
-        </w:rPr>
-        <w:t>- Attention ! Le nombre de jours que Richard Mendy a travaillés par mois semble être inférieur à 15. Veuillez, s'il vous plaît, confirmer cette information.</w:t>
-      </w:r>
-    </w:p>
-    <w:p>
-      <w:r>
-        <w:rPr>
-          <w:b/>
-          <w:color w:val="4672C4"/>
-          <w:sz w:val="22"/>
-        </w:rPr>
         <w:t>&gt;&gt; Section7b - Consommation alimentaire - 7 jours</w:t>
       </w:r>
     </w:p>
@@ -4634,7 +4373,7 @@
         <w:rPr>
           <w:sz w:val="20"/>
         </w:rPr>
-        <w:t>- La dernière fois que vous avez acheté Citron est Vendeur de légumes et semble exister dans les modalités, prière de prendre attache avec le QG pour plus d'explication afin de la classer bien.  La dernière fois que vous avez acheté Jus de fruits type 1 (orange, ananas, bissap, gingembre, jus de cajou, etc.) est Cadeau d'un autre ménage et semble exister dans les modalités, prière de prendre attache avec le QG pour plus d'explication afin de la classer bien.  La dernière fois que vous avez acheté Viande de poulet entier est a un ami et semble exister dans les modalités, prière de prendre attache avec le QG pour plus d'explication afin de la classer bien. Attention ! Le prix unitaire d'achat (10 Fcfa) de Ail en Gousse (Moyen) est relativement faible par rapport aux autres prix observés dans cette zone. Prière de corriger ou de confirmer avec le QG. Attention ! Le prix unitaire d'achat (150 Fcfa) de Aubergine sauvage  en Pièce (Moyen) est relativement élevé par rapport aux autres prix observés dans cette zone. Prière de corriger ou de confirmer avec le QG. Attention ! Le prix unitaire d'achat (166.6667 Fcfa) de Pain moderne (Baguette) en miche (Moyen) est relativement élevé par rapport aux autres prix observés dans cette zone. Prière de corriger ou de confirmer avec le QG. Attention ! Le prix unitaire d'achat (200 Fcfa) de Aubergine   en Pièce (Moyen) est relativement élevé par rapport aux autres prix observés dans cette zone. Prière de corriger ou de confirmer avec le QG. Attention ! Soupçons de quantité anormale! Le ménage de Edouard Mendy avec une taille de 7 personnes a consommé 1 Kg en taille unique de Pâte d'arachide qui est relativement élevé comme consommation par rapport à la condition de vie des autres ménages de même taille dans cette zone. Prière de corriger ou de confirmer avec le QG. Avertissement!!! Le ménage a consommé 3 Paquet Moyen de Thé en sachet, cette quantité semble anormale pour une consommation des 7 derniers jours.Prière de corriger ou de confirmer avec le QG. Avertissement!! le prix unitaire (150 Fcfa) de Thé en sachet (unité: Paquet) de taille Moyen est très faible ou élevé. Prière de corriger ou de confirmer avec le QG. Avertissement!!! Le ménage a consommé 8 Pièce Moyen de Carpe frais, cette quantité semble anormale pour une consommation des 7 derniers jours.Prière de corriger ou de confirmer avec le QG. Incohérence!! Dans ce ménage, chaque individus consomme par jour 10.79082 Kg  de cereale; Prière de revoir les quantités prises de ces produits. Le prix d'achat unitaire (1 Fcfa) de Feuilles de  Haricot en Tas de taille Moyen  est invraisemblable, prière de regarder les reponses prises dans les questions s07bq07a s07bq07b s07bq07c s07bq08 pour mieux corriger. Attention ! Le prix unitaire d'achat (1 Fcfa) de Feuilles de  Haricot en Tas (Moyen) est relativement faible par rapport aux autres prix observés dans cette zone. Prière de corriger ou de confirmer avec le QG.</w:t>
+        <w:t>- La dernière fois que vous avez acheté Jus de fruits type 1 (orange, ananas, bissap, gingembre, jus de cajou, etc.) est Cadeau d'un autre ménage et semble exister dans les modalités, prière de prendre attache avec le QG pour plus d'explication afin de la classer bien. Attention ! Le prix unitaire d'achat (150 Fcfa) de Aubergine sauvage  en Pièce (Moyen) est relativement élevé par rapport aux autres prix observés dans cette zone. Prière de corriger ou de confirmer avec le QG. Attention ! Le prix unitaire d'achat (150 Fcfa) de Carotte en Pièce (Moyen) est relativement élevé par rapport aux autres prix observés dans cette zone. Prière de corriger ou de confirmer avec le QG. Attention ! Le prix unitaire d'achat (150 Fcfa) de Farine de blé locale ou importée en Sachets (Petit) est relativement élevé par rapport aux autres prix observés dans cette zone. Prière de corriger ou de confirmer avec le QG. Attention ! Le prix unitaire d'achat (150 Fcfa) de Patate douce en Pièce (Moyen) est relativement élevé par rapport aux autres prix observés dans cette zone. Prière de corriger ou de confirmer avec le QG. Attention ! Le prix unitaire d'achat (166.6667 Fcfa) de Pain moderne (Baguette) en miche (Moyen) est relativement élevé par rapport aux autres prix observés dans cette zone. Prière de corriger ou de confirmer avec le QG. Attention ! Le prix unitaire d'achat (200 Fcfa) de Aubergine   en Pièce (Moyen) est relativement élevé par rapport aux autres prix observés dans cette zone. Prière de corriger ou de confirmer avec le QG. Attention ! Le prix unitaire d'achat (50 Fcfa) de Ail en Gousse (Moyen) est relativement faible par rapport aux autres prix observés dans cette zone. Prière de corriger ou de confirmer avec le QG. Attention ! Soupçons de quantité anormale! Le ménage de Edouard Mendy avec une taille de 7 personnes a consommé 1 Kg en taille unique de Pâte d'arachide qui est relativement élevé comme consommation par rapport à la condition de vie des autres ménages de même taille dans cette zone. Prière de corriger ou de confirmer avec le QG. Avertissement!!! Le ménage a consommé 3 Paquet Petit de Thé en sachet, cette quantité semble anormale pour une consommation des 7 derniers jours.Prière de corriger ou de confirmer avec le QG. Avertissement!! le prix unitaire (150 Fcfa) de Thé en sachet (unité: Paquet) de taille Petit est très faible ou élevé. Prière de corriger ou de confirmer avec le QG. Avertissement!!! Le ménage a consommé 8 Pièce Moyen de Carpe frais, cette quantité semble anormale pour une consommation des 7 derniers jours.Prière de corriger ou de confirmer avec le QG. Incohérence!! Dans ce ménage, chaque individus consomme par jour 18.39531 Kg  de cereale; Prière de revoir les quantités prises de ces produits. Le prix d'achat unitaire (1 Fcfa) de Feuilles de  Haricot en Tas de taille Moyen  est invraisemblable, prière de regarder les reponses prises dans les questions s07bq07a s07bq07b s07bq07c s07bq08 pour mieux corriger.</w:t>
       </w:r>
     </w:p>
     <w:p>
@@ -5242,8 +4981,6 @@
         <w:rPr>
           <w:sz w:val="20"/>
         </w:rPr>
-        <w:t xml:space="preserve">- Attention ! Fer à repasser à charbon a été achété à 25000 Fcfa est relativement élevé par rapport aux autres prix d'achat observés dans cette zone. Prière de corriger ou de confirmer avec le QG. </w:t>
-        <w:br/>
         <w:t>- Avertissement!!! Le prix d'achat (8000) de l'article  Bonbonne de gaz est inférieur aux prix de revente (10000)  avec l'âge du bien atteignant 15 ans. Prière de vérifier ou confirmer avec l'enquêté et mettre les bonnes valeurs après verification, s'il le faut.</w:t>
       </w:r>
     </w:p>
@@ -5643,9 +5380,7 @@
         <w:rPr>
           <w:sz w:val="20"/>
         </w:rPr>
-        <w:t xml:space="preserve">- L'ethni de soukeyena diaby est diahankè, prière de bien classer cet ethni qui existe soit dans la liste des ethni ou n'éxiste pas comme ethni. </w:t>
-        <w:br/>
-        <w:t>- La raison principale que Mamadou diouf envisage de migrer est cherche du travail et semble exister dans les modalités, prière de prendre attache avec le QG pour plus d'explication afin de la classer bien.</w:t>
+        <w:t>- L'ethni de soukeyena diaby est diakhanké, prière de bien classer cet ethni qui existe soit dans la liste des ethni ou n'éxiste pas comme ethni.</w:t>
       </w:r>
     </w:p>
     <w:p>
@@ -5692,27 +5427,6 @@
           <w:color w:val="4672C4"/>
           <w:sz w:val="22"/>
         </w:rPr>
-        <w:t>&gt;&gt; Section3 - Sante</w:t>
-      </w:r>
-    </w:p>
-    <w:p>
-      <w:pPr>
-        <w:ind w:left="283"/>
-      </w:pPr>
-      <w:r>
-        <w:rPr>
-          <w:sz w:val="20"/>
-        </w:rPr>
-        <w:t>- Le montant(39200 FCFA) des dépenses pour chaque visite prénatale de soukeyena diaby semble faible (voir nul) ou élevé, prière de corriger.</w:t>
-      </w:r>
-    </w:p>
-    <w:p>
-      <w:r>
-        <w:rPr>
-          <w:b/>
-          <w:color w:val="4672C4"/>
-          <w:sz w:val="22"/>
-        </w:rPr>
         <w:t>&gt;&gt; Section4a - Emploi</w:t>
       </w:r>
     </w:p>
@@ -5726,13 +5440,7 @@
         </w:rPr>
         <w:t xml:space="preserve">- Avertissement! Généralement les jeunes hommes (10 à 25ans) font des travaux ménager soit apprendre les enfants à reviser leurs léçons ou d'autres cours, thiemokho diouf n'a consacré aucune heure pour les travaux cités en s04q01, s04q02, s04q03, s04q04, s04q05, s04q06, s04q07 et s04q08.Prière de regarder pour corriger ou confirmer avec le QG. </w:t>
         <w:br/>
-        <w:t xml:space="preserve">- Avertissement! seynabou ndione n'a consacré aucune heure pour aucun des travaux du ménage, prière de regarder les réponses prises dans les questions (s04q01 s04q02 s04q03 s04q04 s04q05 s04q06 s04q07 s04q08). </w:t>
-        <w:br/>
-        <w:t xml:space="preserve">- Khady Keita fait A sa mère pour subvenir principalement à ses besoins et semble exister dans les modalités, prière de prendre attache avec le QG pour plus d'explication afin de la classer bien. </w:t>
-        <w:br/>
-        <w:t xml:space="preserve">- Khady diouf fait sa mère qui lui donne pour subvenir principalement à ses besoins et semble exister dans les modalités, prière de prendre attache avec le QG pour plus d'explication afin de la classer bien. </w:t>
-        <w:br/>
-        <w:t>- soukeyena diaby fait son Mari pour subvenir principalement à ses besoins et semble exister dans les modalités, prière de prendre attache avec le QG pour plus d'explication afin de la classer bien.</w:t>
+        <w:t>- Avertissement! seynabou ndione n'a consacré aucune heure pour aucun des travaux du ménage, prière de regarder les réponses prises dans les questions (s04q01 s04q02 s04q03 s04q04 s04q05 s04q06 s04q07 s04q08).</w:t>
       </w:r>
     </w:p>
     <w:p>
@@ -5774,7 +5482,7 @@
         <w:rPr>
           <w:sz w:val="20"/>
         </w:rPr>
-        <w:t>- La dernière fois que vous avez acheté Eau minérale/filtrée en bouteille locale est kaay nane et semble exister dans les modalités, prière de prendre attache avec le QG pour plus d'explication afin de la classer bien. Attention ! Le prix unitaire d'achat (500 Fcfa) de Spaghettis en Paquet (Petit) est relativement élevé par rapport aux autres prix observés dans cette zone. Prière de corriger ou de confirmer avec le QG. Attention ! Le prix unitaire d'achat (700 Fcfa) de Sucre en poudre  en Kg (taille unique) est relativement élevé par rapport aux autres prix observés dans cette zone. Prière de corriger ou de confirmer avec le QG. Attention ! Le prix unitaire d'achat (75 Fcfa) de Aubergine   en Pièce (Moyen) est relativement faible par rapport aux autres prix observés dans cette zone. Prière de corriger ou de confirmer avec le QG. Attention ! Soupçons de quantité anormale! Le ménage de Seynabou Dione avec une taille de 10 personnes a consommé 1 Kg en taille unique de Lait en poudre qui est relativement élevé comme consommation par rapport à la condition de vie des autres ménages de même taille dans cette zone. Prière de corriger ou de confirmer avec le QG. Attention ! Soupçons de quantité anormale! Le ménage de Seynabou Dione avec une taille de 10 personnes a consommé 5 Tas en Moyen de Feuilles de  Haricot qui est relativement élevé comme consommation par rapport à la condition de vie des autres ménages de même taille dans cette zone. Prière de corriger ou de confirmer avec le QG. Incohérence!! Dans ce ménage, chaque individus consomme par jour 20.84814 Kg  de cereale; Prière de revoir les quantités prises de ces produits. Incohérence!! Dans ce ménage, chaque individus consomme par jour 20.84814 Kg  de cereale; Prière de revoir les quantités prises de ces produits. Le prix d'achat unitaire (5600 Fcfa) de Viande de bœuf: filet, faux-filet en Kg de taille taille unique prière de regarder les reponses prises dans les questions s07bq07a s07bq07b s07bq07c s07bq08 pour mieux corriger. Attention ! Le prix unitaire d'achat (5600 Fcfa) de Viande de bœuf: filet, faux-filet en Kg (taille unique) est relativement élevé par rapport aux autres prix observés dans cette zone. Prière de corriger ou de confirmer avec le QG. Le prix d'achat unitaire (7400 Fcfa) de Silure séché en Kg de taille taille unique prière de regarder les reponses prises dans les questions s07bq07a s07bq07b s07bq07c s07bq08 pour mieux corriger.</w:t>
+        <w:t>- Attention ! Le prix unitaire d'achat (700 Fcfa) de Sucre en poudre  en Kg (taille unique) est relativement élevé par rapport aux autres prix observés dans cette zone. Prière de corriger ou de confirmer avec le QG. Attention ! Soupçons de quantité anormale! Le ménage de Seynabou Dione avec une taille de 10 personnes a consommé 1 Kg en taille unique de Lait en poudre qui est relativement élevé comme consommation par rapport à la condition de vie des autres ménages de même taille dans cette zone. Prière de corriger ou de confirmer avec le QG. Attention ! Soupçons de quantité anormale! Le ménage de Seynabou Dione avec une taille de 10 personnes a consommé 2 Sachets en Moyen de Sel qui est relativement élevé comme consommation par rapport à la condition de vie des autres ménages de même taille dans cette zone. Prière de corriger ou de confirmer avec le QG. Attention ! Soupçons de quantité anormale! Le ménage de Seynabou Dione avec une taille de 10 personnes a consommé 5 Tas en Moyen de Feuilles de  Haricot qui est relativement élevé comme consommation par rapport à la condition de vie des autres ménages de même taille dans cette zone. Prière de corriger ou de confirmer avec le QG. Attention ! Soupçons de quantité anormale! Le ménage de Seynabou Dione avec une taille de 10 personnes a consommé 6 Sachets en Petit de Moutarde qui est relativement élevé comme consommation par rapport à la condition de vie des autres ménages de même taille dans cette zone. Prière de corriger ou de confirmer avec le QG. Incohérence!! Dans ce ménage, chaque individus consomme par jour 40.60886 Kg  de cereale; Prière de revoir les quantités prises de ces produits. Incohérence!! Dans ce ménage, chaque individus consomme par jour 40.60886 Kg  de cereale; Prière de revoir les quantités prises de ces produits. Le prix d'achat unitaire (7400 Fcfa) de Silure séché en Kg de taille taille unique prière de regarder les reponses prises dans les questions s07bq07a s07bq07b s07bq07c s07bq08 pour mieux corriger.</w:t>
       </w:r>
     </w:p>
     <w:p>
@@ -5837,8 +5545,6 @@
         <w:rPr>
           <w:sz w:val="20"/>
         </w:rPr>
-        <w:t xml:space="preserve">- Attention ! Téléphone fixe a été revendu à 26900 Fcfa qui est relativement élevé par rapport aux autres prix de revente observés dans cette zone. Prière de corriger ou de confirmer avec le QG. </w:t>
-        <w:br/>
         <w:t>- Avertissement!!! Le prix d'achat (12000) de l'article  Bonbonne de gaz est inférieur aux prix de revente (14000)  avec l'âge du bien atteignant 4 ans. Prière de vérifier ou confirmer avec l'enquêté et mettre les bonnes valeurs après verification, s'il le faut.</w:t>
       </w:r>
     </w:p>
@@ -6259,11 +5965,7 @@
         <w:rPr>
           <w:sz w:val="20"/>
         </w:rPr>
-        <w:t xml:space="preserve">- Avertissement! Veuillez renseigner par oui ou non toutes les modalités de la question s01q47. </w:t>
-        <w:br/>
-        <w:t xml:space="preserve">- Incoherence! Ousseynou Niass dispose d'un téléphone portable à s01q39, donc la raison évoquée ne peut pas être (ne dispose pas d'appareil). </w:t>
-        <w:br/>
-        <w:t>- La raison principale que cheikh Niasse envisage de migrer est travail et semble exister dans les modalités, prière de prendre attache avec le QG pour plus d'explication afin de la classer bien.</w:t>
+        <w:t>- Avertissement! Veuillez renseigner par oui ou non toutes les modalités de la question s01q47.</w:t>
       </w:r>
     </w:p>
     <w:p>
@@ -6337,11 +6039,7 @@
         <w:rPr>
           <w:sz w:val="20"/>
         </w:rPr>
-        <w:t xml:space="preserve">- Le principal problème de santé que Astou Niass a eu est hémorroïdes et semble exister dans les modalités, prière de prendre attache avec le QG pour plus d'explication afin de la classer bien. </w:t>
-        <w:br/>
-        <w:t xml:space="preserve">- Le principal problème de santé que Hameth Niass a eu est grippe et semble exister dans les modalités, prière de prendre attache avec le QG pour plus d'explication afin de la classer bien. </w:t>
-        <w:br/>
-        <w:t>- Le principal problème de santé que cheikh Niasse a eu est grippe et semble exister dans les modalités, prière de prendre attache avec le QG pour plus d'explication afin de la classer bien.</w:t>
+        <w:t>- Le principal problème de santé que Astou Niass a eu est hémorroïdes et semble exister dans les modalités, prière de prendre attache avec le QG pour plus d'explication afin de la classer bien.</w:t>
       </w:r>
     </w:p>
     <w:p>
@@ -6362,23 +6060,13 @@
         <w:rPr>
           <w:sz w:val="20"/>
         </w:rPr>
-        <w:t xml:space="preserve">- Amy Thiam fait son Mari pour subvenir principalement à ses besoins et semble exister dans les modalités, prière de prendre attache avec le QG pour plus d'explication afin de la classer bien. </w:t>
-        <w:br/>
-        <w:t xml:space="preserve">- Avertissement! Fatou Niass est trop jeune mais il a plus de 15 ans, prière de corriger ou confirmer. Fatou Niass fait A son père pour subvenir principalement à ses besoins et semble exister dans les modalités, prière de prendre attache avec le QG pour plus d'explication afin de la classer bien. </w:t>
-        <w:br/>
         <w:t xml:space="preserve">- Avertissement! Généralement les jeunes hommes (10 à 25ans) font des travaux ménager soit apprendre les enfants à reviser leurs léçons ou d'autres cours, Bamby Niass n'a consacré aucune heure pour les travaux cités en s04q01, s04q02, s04q03, s04q04, s04q05, s04q06, s04q07 et s04q08.Prière de regarder pour corriger ou confirmer avec le QG. </w:t>
         <w:br/>
         <w:t xml:space="preserve">- Avertissement! Généralement les jeunes hommes (10 à 25ans) font des travaux ménager soit apprendre les enfants à reviser leurs léçons ou d'autres cours, Baye Tapha Niass n'a consacré aucune heure pour les travaux cités en s04q01, s04q02, s04q03, s04q04, s04q05, s04q06, s04q07 et s04q08.Prière de regarder pour corriger ou confirmer avec le QG. </w:t>
         <w:br/>
         <w:t xml:space="preserve">- Avertissement! Généralement les jeunes hommes (10 à 25ans) font des travaux ménager soit apprendre les enfants à reviser leurs léçons ou d'autres cours, Modou Niass n'a consacré aucune heure pour les travaux cités en s04q01, s04q02, s04q03, s04q04, s04q05, s04q06, s04q07 et s04q08.Prière de regarder pour corriger ou confirmer avec le QG. </w:t>
         <w:br/>
-        <w:t xml:space="preserve">- Avertissement! Généralement les jeunes hommes (10 à 25ans) font des travaux ménager soit apprendre les enfants à reviser leurs léçons ou d'autres cours, Ousseynou Niass n'a consacré aucune heure pour les travaux cités en s04q01, s04q02, s04q03, s04q04, s04q05, s04q06, s04q07 et s04q08.Prière de regarder pour corriger ou confirmer avec le QG. </w:t>
-        <w:br/>
-        <w:t xml:space="preserve">- Avertissement! Hameth Niass est trop jeune mais il a plus de 15 ans, prière de corriger ou confirmer. Hameth Niass fait sa mère pour subvenir principalement à ses besoins et semble exister dans les modalités, prière de prendre attache avec le QG pour plus d'explication afin de la classer bien. </w:t>
-        <w:br/>
-        <w:t xml:space="preserve">- Bintou Niass fait son père pour subvenir principalement à ses besoins et semble exister dans les modalités, prière de prendre attache avec le QG pour plus d'explication afin de la classer bien. </w:t>
-        <w:br/>
-        <w:t>- Soda Niasse fait Son Mari pour subvenir principalement à ses besoins et semble exister dans les modalités, prière de prendre attache avec le QG pour plus d'explication afin de la classer bien.</w:t>
+        <w:t>- Avertissement! Généralement les jeunes hommes (10 à 25ans) font des travaux ménager soit apprendre les enfants à reviser leurs léçons ou d'autres cours, Ousseynou Niass n'a consacré aucune heure pour les travaux cités en s04q01, s04q02, s04q03, s04q04, s04q05, s04q06, s04q07 et s04q08.Prière de regarder pour corriger ou confirmer avec le QG.</w:t>
       </w:r>
     </w:p>
     <w:p>
@@ -6399,9 +6087,7 @@
         <w:rPr>
           <w:sz w:val="20"/>
         </w:rPr>
-        <w:t xml:space="preserve">- || Attention ! Le nombre de jours que Modou Niass a travaillés par mois semble être inférieur à 15. Veuillez, s'il vous plaît, confirmer cette information. </w:t>
-        <w:br/>
-        <w:t>- Avertissement!! Aliou Badara konaté travaille dans le commerce, Esthéticiens, coiffeurs, cuisinier etc... dit avoir bénéficié de congé payer ou des congés de maladie, prière de confirmer avec le QG ou corriger ces informations.Attention ! Le nombre de jours que Aliou Badara konaté a travaillés par mois semble être inférieur à 15. Veuillez, s'il vous plaît, confirmer cette information.</w:t>
+        <w:t>- || Attention ! Le nombre de jours que Modou Niass a travaillés par mois semble être inférieur à 15. Veuillez, s'il vous plaît, confirmer cette information.</w:t>
       </w:r>
     </w:p>
     <w:p>
@@ -6443,7 +6129,7 @@
         <w:rPr>
           <w:sz w:val="20"/>
         </w:rPr>
-        <w:t>- Attention ! Le prix unitaire d'achat (75 Fcfa) de Aubergine   en Pièce (Moyen) est relativement faible par rapport aux autres prix observés dans cette zone. Prière de corriger ou de confirmer avec le QG. Avertissement!!! Le ménage a consommé 10 Cuillère Moyen de Pâte d'arachide, cette quantité semble anormale pour une consommation des 7 derniers jours. Etes vous sur d'avoir selectionner la bonne unitée ? prière de verifier et corriger. Attention ! Le prix unitaire d'achat (2400 Fcfa) de Pâte d'arachide en Kg (taille unique) est relativement élevé par rapport aux autres prix observés dans cette zone. Prière de corriger ou de confirmer avec le QG. Avertissement!!! Le ménage a consommé 12 Pièce Moyen de Carpe frais, cette quantité semble anormale pour une consommation des 7 derniers jours.Prière de corriger ou de confirmer avec le QG. Avertissement!!! Le ménage a consommé 4 Paquet Moyen de Thé en sachet, cette quantité semble anormale pour une consommation des 7 derniers jours.Prière de corriger ou de confirmer avec le QG. Avertissement!! le prix unitaire (150 Fcfa) de Thé en sachet (unité: Paquet) de taille Moyen est très faible ou élevé. Prière de corriger ou de confirmer avec le QG. Avertissement!!! Le ménage a consommé 8 Pièce Moyen de Mâchoiron Frais, cette quantité semble anormale pour une consommation des 7 derniers jours.Prière de corriger ou de confirmer avec le QG. Incohérence!! Dans ce ménage, chaque individus consomme par jour 11.24722 Kg  de cereale; Prière de revoir les quantités prises de ces produits.</w:t>
+        <w:t>- Attention ! Le prix unitaire d'achat (50 Fcfa) de Ail en Gousse (Moyen) est relativement faible par rapport aux autres prix observés dans cette zone. Prière de corriger ou de confirmer avec le QG. Avertissement!!! Le ménage a consommé 10 Cuillère Moyen de Pâte d'arachide, cette quantité semble anormale pour une consommation des 7 derniers jours. Etes vous sur d'avoir selectionner la bonne unitée ? prière de verifier et corriger. Attention ! Le prix unitaire d'achat (2400 Fcfa) de Pâte d'arachide en Kg (taille unique) est relativement élevé par rapport aux autres prix observés dans cette zone. Prière de corriger ou de confirmer avec le QG. Avertissement!!! Le ménage a consommé 12 Pièce Moyen de Carpe frais, cette quantité semble anormale pour une consommation des 7 derniers jours.Prière de corriger ou de confirmer avec le QG. Avertissement!!! Le ménage a consommé 4 Paquet Petit de Thé en sachet, cette quantité semble anormale pour une consommation des 7 derniers jours.Prière de corriger ou de confirmer avec le QG. Avertissement!! le prix unitaire (150 Fcfa) de Thé en sachet (unité: Paquet) de taille Petit est très faible ou élevé. Prière de corriger ou de confirmer avec le QG. Avertissement!!! Le ménage a consommé 8 Pièce Moyen de Mâchoiron Frais, cette quantité semble anormale pour une consommation des 7 derniers jours.Prière de corriger ou de confirmer avec le QG. Incohérence!! Dans ce ménage, chaque individus consomme par jour 20.71825 Kg  de cereale; Prière de revoir les quantités prises de ces produits.</w:t>
       </w:r>
     </w:p>
     <w:p>
@@ -6464,8 +6150,6 @@
         <w:rPr>
           <w:sz w:val="20"/>
         </w:rPr>
-        <w:t xml:space="preserve">- La dernière fois que vous avez acheté Frais de mouture des céréales est marché et semble exister dans les modalités, prière de prendre attache avec le QG pour plus d'explication afin de la classer bien. </w:t>
-        <w:br/>
         <w:t>- Peu plausible! le montant de la dépense pour Essence pour véhicule semble trop élevé.Veuillez, s'il vous plaît, confirmer cette information avec le QG ou la corriger.</w:t>
       </w:r>
     </w:p>
@@ -6487,30 +6171,7 @@
         <w:rPr>
           <w:sz w:val="20"/>
         </w:rPr>
-        <w:t>- Le montant (FCFA) du loyer mensuel payé pour un logement comme le votre dans ce village/quartier est trop élevé, Veuillez s'il vous plaît corriger cette information. Avertissement!! la principale source d’énergie pour la cuisine semble ne pas bonne, prière de corriger ou confirmer avec le QG. Avertissement!! Le ménage (vit en milieu urbain) se débarrasse de ses ordures ménagères soit par le Dépotoir sauvage, brûle et enterre, prière de corriger ou confirmer avec le QG. La principale source d'énergie ( Electricité) pour la cusine semble incoherent, prière de corriger ou confirmer.</w:t>
-      </w:r>
-    </w:p>
-    <w:p>
-      <w:r>
-        <w:rPr>
-          <w:b/>
-          <w:color w:val="4672C4"/>
-          <w:sz w:val="22"/>
-        </w:rPr>
-        <w:t>&gt;&gt; Section12 - Actifs du menage</w:t>
-      </w:r>
-    </w:p>
-    <w:p>
-      <w:pPr>
-        <w:ind w:left="283"/>
-      </w:pPr>
-      <w:r>
-        <w:rPr>
-          <w:sz w:val="20"/>
-        </w:rPr>
-        <w:t xml:space="preserve">- Le nombre d'article ( Salon  (Fauteuils et table basse))  dans ce ménages est élevé (14), prière de corriger ou confirmer avec le QG. Le nombre d'article ( Salon  (Fauteuils et table basse))  dans ce ménages est élevé (14), prière de corriger ou confirmer avec le QG. </w:t>
-        <w:br/>
-        <w:t>- Le prix d'achat de l'article  Tablette ne doit pas être égal 0 même si le ménage l'a reçu en cadeau prière de leurs aider à faire une estimations. Le prix de revente de l'article  Tablette ne doit pas être égal 0 même si le ménage l'a reçu en cadeau prière de leurs aider à faire une estimations.</w:t>
+        <w:t>- Le montant (FCFA) du loyer mensuel payé pour un logement comme le votre dans ce village/quartier est trop élevé, Veuillez s'il vous plaît corriger cette information.</w:t>
       </w:r>
     </w:p>
     <w:p>
@@ -6898,27 +6559,6 @@
           <w:color w:val="4672C4"/>
           <w:sz w:val="22"/>
         </w:rPr>
-        <w:t>&gt;&gt; Section0 - Identification et renseignements de controle</w:t>
-      </w:r>
-    </w:p>
-    <w:p>
-      <w:pPr>
-        <w:ind w:left="283"/>
-      </w:pPr>
-      <w:r>
-        <w:rPr>
-          <w:sz w:val="20"/>
-        </w:rPr>
-        <w:t>- Le questionnaire semble ne pas être complètement fini mais le questionnaire est en statut complet, prière de compléter le questionnaire.</w:t>
-      </w:r>
-    </w:p>
-    <w:p>
-      <w:r>
-        <w:rPr>
-          <w:b/>
-          <w:color w:val="4672C4"/>
-          <w:sz w:val="22"/>
-        </w:rPr>
         <w:t>&gt;&gt; Section1 - Caracteristiques des membres</w:t>
       </w:r>
     </w:p>
@@ -7097,7 +6737,7 @@
         <w:rPr>
           <w:sz w:val="20"/>
         </w:rPr>
-        <w:t>- La dernière fois que vous avez acheté Aubergine   est propre commerce et semble exister dans les modalités, prière de prendre attache avec le QG pour plus d'explication afin de la classer bien.  La dernière fois que vous avez acheté Beignets de maïs, mil, haricot est de son propre commerce et semble exister dans les modalités, prière de prendre attache avec le QG pour plus d'explication afin de la classer bien.  La dernière fois que vous avez acheté Choux est propre commerce et semble exister dans les modalités, prière de prendre attache avec le QG pour plus d'explication afin de la classer bien.  La dernière fois que vous avez acheté Concombre est propre commerce et semble exister dans les modalités, prière de prendre attache avec le QG pour plus d'explication afin de la classer bien.  La dernière fois que vous avez acheté Feuilles de  Haricot est propre commerce et semble exister dans les modalités, prière de prendre attache avec le QG pour plus d'explication afin de la classer bien.  La dernière fois que vous avez acheté Manioc en tubercules est propre commerce et semble exister dans les modalités, prière de prendre attache avec le QG pour plus d'explication afin de la classer bien.  La dernière fois que vous avez acheté Patate douce est propre commerce et semble exister dans les modalités, prière de prendre attache avec le QG pour plus d'explication afin de la classer bien. Attention ! Le prix unitaire d'achat (100 Fcfa) de Biscuits en Paquet (Tres petit) est relativement élevé par rapport aux autres prix observés dans cette zone. Prière de corriger ou de confirmer avec le QG. Attention ! Le prix unitaire d'achat (1000 Fcfa) de Poivre en Sachets (Petit) est relativement élevé par rapport aux autres prix observés dans cette zone. Prière de corriger ou de confirmer avec le QG. Attention ! Le prix unitaire d'achat (150 Fcfa) de Aubergine sauvage  en Pièce (Moyen) est relativement élevé par rapport aux autres prix observés dans cette zone. Prière de corriger ou de confirmer avec le QG.  La dernière fois que vous avez acheté Aubergine sauvage  est propre commerce et semble exister dans les modalités, prière de prendre attache avec le QG pour plus d'explication afin de la classer bien. Attention ! Le prix unitaire d'achat (200 Fcfa) de Autres condiments (persil, céléri, etc.) en Tas (Petit) est relativement élevé par rapport aux autres prix observés dans cette zone. Prière de corriger ou de confirmer avec le QG. Attention ! Le prix unitaire d'achat (200 Fcfa) de Carotte en Pièce (Petit) est relativement élevé par rapport aux autres prix observés dans cette zone. Prière de corriger ou de confirmer avec le QG.  La dernière fois que vous avez acheté Carotte est propre commerce et semble exister dans les modalités, prière de prendre attache avec le QG pour plus d'explication afin de la classer bien. Attention ! Le prix unitaire d'achat (3200 Fcfa) de Ail en Kg (taille unique) est relativement élevé par rapport aux autres prix observés dans cette zone. Prière de corriger ou de confirmer avec le QG. Attention ! Le prix unitaire d'achat (33.33333 Fcfa) de Citron en Pièce (Petit) est relativement faible par rapport aux autres prix observés dans cette zone. Prière de corriger ou de confirmer avec le QG.  La dernière fois que vous avez acheté Citron est dans son propre commerce et semble exister dans les modalités, prière de prendre attache avec le QG pour plus d'explication afin de la classer bien. Attention ! Le prix unitaire d'achat (350 Fcfa) de Spaghettis en Paquet (Petit) est relativement élevé par rapport aux autres prix observés dans cette zone. Prière de corriger ou de confirmer avec le QG. Attention ! Le prix unitaire d'achat (50 Fcfa) de Tamarin noir en Sachets (Tres petit) est relativement faible par rapport aux autres prix observés dans cette zone. Prière de corriger ou de confirmer avec le QG. Attention ! Le prix unitaire d'achat (500 Fcfa) de Piment séché en Sachets (Petit) est relativement élevé par rapport aux autres prix observés dans cette zone. Prière de corriger ou de confirmer avec le QG. Attention ! Le prix unitaire d'achat (700 Fcfa) de Sucre en poudre  en Kg (taille unique) est relativement élevé par rapport aux autres prix observés dans cette zone. Prière de corriger ou de confirmer avec le QG. Attention ! Le prix unitaire d'achat (7000 Fcfa) de Crevettes séchées en Sachets (Moyen) est relativement élevé par rapport aux autres prix observés dans cette zone. Prière de corriger ou de confirmer avec le QG. Attention ! Soupçons de quantité anormale! Le ménage de Arona Ndiaye avec une taille de 7 personnes a consommé 2 Kg en taille unique de Arachides pilées qui est relativement élevé comme consommation par rapport à la condition de vie des autres ménages de même taille dans cette zone. Prière de corriger ou de confirmer avec le QG. Avertissement!!! Le ménage a consommé 15 Morceau (Portion) Moyen de Poisson frais type 11, cette quantité semble anormale pour une consommation des 7 derniers jours.Prière de corriger ou de confirmer avec le QG. Incohérence!! Dans ce ménage, chaque individus consomme par jour 33.52531 Kg  de cereale; Prière de revoir les quantités prises de ces produits. Incohérence!! Dans ce ménage, chaque individus consomme par jour 33.52531 Kg  de cereale; Prière de revoir les quantités prises de ces produits. Le prix d'achat unitaire (7000 Fcfa) de Autres fruits de mer en Kg de taille taille unique prière de regarder les reponses prises dans les questions s07bq07a s07bq07b s07bq07c s07bq08 pour mieux corriger. Le prix d'achat unitaire (8000 Fcfa) de Crevettes/Gambas fraîches locales en Kg de taille taille unique prière de regarder les reponses prises dans les questions s07bq07a s07bq07b s07bq07c s07bq08 pour mieux corriger. Le prix d'achat unitaire (8000 Fcfa) de Silure séché en Kg de taille taille unique prière de regarder les reponses prises dans les questions s07bq07a s07bq07b s07bq07c s07bq08 pour mieux corriger.</w:t>
+        <w:t>- La dernière fois que vous avez acheté Aubergine   est propre commerce et semble exister dans les modalités, prière de prendre attache avec le QG pour plus d'explication afin de la classer bien.  La dernière fois que vous avez acheté Beignets de maïs, mil, haricot est de son propre commerce et semble exister dans les modalités, prière de prendre attache avec le QG pour plus d'explication afin de la classer bien.  La dernière fois que vous avez acheté Choux est propre commerce et semble exister dans les modalités, prière de prendre attache avec le QG pour plus d'explication afin de la classer bien.  La dernière fois que vous avez acheté Feuilles de  Haricot est propre commerce et semble exister dans les modalités, prière de prendre attache avec le QG pour plus d'explication afin de la classer bien.  La dernière fois que vous avez acheté Manioc en tubercules est propre commerce et semble exister dans les modalités, prière de prendre attache avec le QG pour plus d'explication afin de la classer bien.  La dernière fois que vous avez acheté Patate douce est propre commerce et semble exister dans les modalités, prière de prendre attache avec le QG pour plus d'explication afin de la classer bien. Attention ! Le prix unitaire d'achat (100 Fcfa) de Biscuits en Paquet (Tres petit) est relativement élevé par rapport aux autres prix observés dans cette zone. Prière de corriger ou de confirmer avec le QG. Attention ! Le prix unitaire d'achat (1000 Fcfa) de Poivre en Sachets (Petit) est relativement élevé par rapport aux autres prix observés dans cette zone. Prière de corriger ou de confirmer avec le QG. Attention ! Le prix unitaire d'achat (150 Fcfa) de Aubergine sauvage  en Pièce (Moyen) est relativement élevé par rapport aux autres prix observés dans cette zone. Prière de corriger ou de confirmer avec le QG.  La dernière fois que vous avez acheté Aubergine sauvage  est propre commerce et semble exister dans les modalités, prière de prendre attache avec le QG pour plus d'explication afin de la classer bien. Attention ! Le prix unitaire d'achat (200 Fcfa) de Autres condiments (persil, céléri, etc.) en Tas (Petit) est relativement élevé par rapport aux autres prix observés dans cette zone. Prière de corriger ou de confirmer avec le QG. Attention ! Le prix unitaire d'achat (200 Fcfa) de Carotte en Pièce (Petit) est relativement élevé par rapport aux autres prix observés dans cette zone. Prière de corriger ou de confirmer avec le QG.  La dernière fois que vous avez acheté Carotte est propre commerce et semble exister dans les modalités, prière de prendre attache avec le QG pour plus d'explication afin de la classer bien. Attention ! Le prix unitaire d'achat (300 Fcfa) de Concombre en Pièce (Moyen) est relativement élevé par rapport aux autres prix observés dans cette zone. Prière de corriger ou de confirmer avec le QG.  La dernière fois que vous avez acheté Concombre est propre commerce et semble exister dans les modalités, prière de prendre attache avec le QG pour plus d'explication afin de la classer bien. Attention ! Le prix unitaire d'achat (3200 Fcfa) de Ail en Kg (taille unique) est relativement élevé par rapport aux autres prix observés dans cette zone. Prière de corriger ou de confirmer avec le QG. Attention ! Le prix unitaire d'achat (33.33333 Fcfa) de Citron en Pièce (Petit) est relativement faible par rapport aux autres prix observés dans cette zone. Prière de corriger ou de confirmer avec le QG.  La dernière fois que vous avez acheté Citron est dans son propre commerce et semble exister dans les modalités, prière de prendre attache avec le QG pour plus d'explication afin de la classer bien. Attention ! Soupçons de quantité anormale! Le ménage de Arona Ndiaye avec une taille de 7 personnes a consommé 13 Pièce en Petit de Citron qui est relativement élevé comme consommation par rapport à la condition de vie des autres ménages de même taille dans cette zone. Prière de corriger ou de confirmer avec le QG. Attention ! Le prix unitaire d'achat (350 Fcfa) de Spaghettis en Paquet (Petit) est relativement élevé par rapport aux autres prix observés dans cette zone. Prière de corriger ou de confirmer avec le QG. Attention ! Le prix unitaire d'achat (50 Fcfa) de Poivron frais en Sachets (Petit) est relativement faible par rapport aux autres prix observés dans cette zone. Prière de corriger ou de confirmer avec le QG. Attention ! Le prix unitaire d'achat (50 Fcfa) de Tamarin noir en Sachets (Tres petit) est relativement faible par rapport aux autres prix observés dans cette zone. Prière de corriger ou de confirmer avec le QG. Attention ! Le prix unitaire d'achat (500 Fcfa) de Piment séché en Sachets (Petit) est relativement élevé par rapport aux autres prix observés dans cette zone. Prière de corriger ou de confirmer avec le QG. Attention ! Le prix unitaire d'achat (700 Fcfa) de Sucre en poudre  en Kg (taille unique) est relativement élevé par rapport aux autres prix observés dans cette zone. Prière de corriger ou de confirmer avec le QG. Attention ! Le prix unitaire d'achat (7000 Fcfa) de Crevettes séchées en Sachets (Moyen) est relativement élevé par rapport aux autres prix observés dans cette zone. Prière de corriger ou de confirmer avec le QG. Attention ! Soupçons de quantité anormale! Le ménage de Arona Ndiaye avec une taille de 7 personnes a consommé 10 Pièce en Tres petit de Piment frais qui est relativement élevé comme consommation par rapport à la condition de vie des autres ménages de même taille dans cette zone. Prière de corriger ou de confirmer avec le QG. Attention ! Soupçons de quantité anormale! Le ménage de Arona Ndiaye avec une taille de 7 personnes a consommé 2 Kg en taille unique de Arachides pilées qui est relativement élevé comme consommation par rapport à la condition de vie des autres ménages de même taille dans cette zone. Prière de corriger ou de confirmer avec le QG. Avertissement!!! Le ménage a consommé 15 Morceau (Portion) Moyen de Poisson frais type 11, cette quantité semble anormale pour une consommation des 7 derniers jours.Prière de corriger ou de confirmer avec le QG. Attention ! Soupçons de quantité anormale! Le ménage de Arona Ndiaye avec une taille de 7 personnes a consommé 15 Morceau (Portion) en Moyen de Poisson frais type 11 qui est relativement élevé comme consommation par rapport à la condition de vie des autres ménages de même taille dans cette zone. Prière de corriger ou de confirmer avec le QG. Incohérence!! Dans ce ménage, chaque individus consomme par jour 86.37469 Kg  de cereale; Prière de revoir les quantités prises de ces produits. Incohérence!! Dans ce ménage, chaque individus consomme par jour 86.37469 Kg  de cereale; Prière de revoir les quantités prises de ces produits. Le prix d'achat unitaire (7000 Fcfa) de Autres fruits de mer en Kg de taille taille unique prière de regarder les reponses prises dans les questions s07bq07a s07bq07b s07bq07c s07bq08 pour mieux corriger. Le prix d'achat unitaire (8000 Fcfa) de Crevettes/Gambas fraîches locales en Kg de taille taille unique prière de regarder les reponses prises dans les questions s07bq07a s07bq07b s07bq07c s07bq08 pour mieux corriger. Attention ! Le prix unitaire d'achat (8000 Fcfa) de Crevettes/Gambas fraîches locales en Kg (taille unique) est relativement élevé par rapport aux autres prix observés dans cette zone. Prière de corriger ou de confirmer avec le QG. Le prix d'achat unitaire (8000 Fcfa) de Silure séché en Kg de taille taille unique prière de regarder les reponses prises dans les questions s07bq07a s07bq07b s07bq07c s07bq08 pour mieux corriger.</w:t>
       </w:r>
     </w:p>
     <w:p>
@@ -7617,11 +7257,7 @@
         </w:rPr>
         <w:t xml:space="preserve">- Attention ! Le montant (4400 Fcfa) dépensé ou reçu en cadeau pour les recharges internet ou de forfaits de données mobiles(hors appels vocaux), aucours des 30 derniers jours de  NDEYE AWA NDIAYE est relativement élevé par rapport aux autres montants depansés observés dans cette zone. Prière de corriger ou de confirmer avec le QG. </w:t>
         <w:br/>
-        <w:t xml:space="preserve">- Attention ! Le montant (5200 Fcfa) dépensé ou reçu en cadeau pour les recharges internet ou de forfaits de données mobiles(hors appels vocaux), aucours des 30 derniers jours de  EL HADJI SAMBA NDIAYE est relativement élevé par rapport aux autres montants depansés observés dans cette zone. Prière de corriger ou de confirmer avec le QG. </w:t>
-        <w:br/>
-        <w:t xml:space="preserve">- Attention ! Vous avez déclaré en s01q00 que le répondant est la personne elle-même, or NDICKOU DIOP est trop jeune (4 ans) pour fournir des informations correctes. Prière de refaire la section 1 pour NDICKOU DIOP en demandant à un adulte de répondre aux questions à sa place. </w:t>
-        <w:br/>
-        <w:t>- Incoherence! YANKHOBA AMADOU NDIAYE dispose d'un téléphone portable à s01q39, donc la raison évoquée ne peut pas être (ne dispose pas d'appareil).</w:t>
+        <w:t>- Attention ! Le montant (5200 Fcfa) dépensé ou reçu en cadeau pour les recharges internet ou de forfaits de données mobiles(hors appels vocaux), aucours des 30 derniers jours de  EL HADJI SAMBA NDIAYE est relativement élevé par rapport aux autres montants depansés observés dans cette zone. Prière de corriger ou de confirmer avec le QG.</w:t>
       </w:r>
     </w:p>
     <w:p>
@@ -7650,7 +7286,7 @@
         <w:br/>
         <w:t xml:space="preserve">- Peu probable! EL HADJI SAMBA NDIAYE  n'arrive pas  à comprendre un petit texte lu dans une langue locale (s02q03). Veuillez corriger ou donner des explications au QG. </w:t>
         <w:br/>
-        <w:t xml:space="preserve">- Peu probable! MAMOUR BABOU  n'arrive pas  à comprendre un petit texte lu dans une langue locale (s02q03). Veuillez corriger ou donner des explications au QG. Peu probable! MAMOUR BABOU  ne sait ni lire, ni écrire, ni comprendre dans aucune des langues  (s02q01,s02q02,s02q03). Veuillez corriger ou donner des explications au QG. Le montant des frais pour les cahiers et autres matériels scolaires pour l'année scolaire de MAMOUR BABOU est de 0 FCFA, MAMOUR BABOU a fait comment pour payer ces cahiers et autres matériels scolaires (SAC, stylo, craie, ardoise, crayon...) ? prière de corriger. </w:t>
+        <w:t xml:space="preserve">- Peu probable! MAMOUR BABOU  n'arrive pas  à comprendre un petit texte lu dans une langue locale (s02q03). Veuillez corriger ou donner des explications au QG. Peu probable! MAMOUR BABOU  ne sait ni lire, ni écrire, ni comprendre dans aucune des langues  (s02q01,s02q02,s02q03). Veuillez corriger ou donner des explications au QG. </w:t>
         <w:br/>
         <w:t xml:space="preserve">- Peu probable! MARIAMA NDIAYE  n'arrive pas  à comprendre un petit texte lu dans une langue locale (s02q03). Veuillez corriger ou donner des explications au QG. </w:t>
         <w:br/>
@@ -7670,13 +7306,13 @@
         <w:br/>
         <w:t xml:space="preserve">- Peu probable! OUMOU SAMBA NDIAYE  n'arrive pas  à comprendre un petit texte lu dans une langue locale (s02q03). Veuillez corriger ou donner des explications au QG. </w:t>
         <w:br/>
-        <w:t xml:space="preserve">- Peu probable! OUMOU SAMBA NDIAYE 2  n'arrive pas  à comprendre un petit texte lu dans une langue locale (s02q03). Veuillez corriger ou donner des explications au QG. Avertissement!! OUMOU SAMBA NDIAYE 2 fréquente au minimum la troisième année de fondamental 1 mais ne sait pas écrire, prière de corriger ou confirmer avec le QG. Avertissement!! OUMOU SAMBA NDIAYE 2 qui sait écrire en français doit pouvoir lire en français. </w:t>
+        <w:t xml:space="preserve">- Peu probable! OUMOU SAMBA NDIAYE 2  n'arrive pas  à comprendre un petit texte lu dans une langue locale (s02q03). Veuillez corriger ou donner des explications au QG. </w:t>
         <w:br/>
         <w:t xml:space="preserve">- Peu probable! PAPE MAGUETTE NDIAYE  n'arrive pas  à comprendre un petit texte lu dans une langue locale (s02q03). Veuillez corriger ou donner des explications au QG. </w:t>
         <w:br/>
         <w:t xml:space="preserve">- Peu probable! ROKHAYA REMONDE NDIAYE  n'arrive pas  à comprendre un petit texte lu dans une langue locale (s02q03). Veuillez corriger ou donner des explications au QG. </w:t>
         <w:br/>
-        <w:t xml:space="preserve">- Peu probable! YANKHOBA AMADOU NDIAYE  n'arrive pas  à comprendre un petit texte lu dans une langue locale (s02q03). Veuillez corriger ou donner des explications au QG. Peu probable! YANKHOBA AMADOU NDIAYE  ne sait ni lire, ni écrire, ni comprendre dans aucune des langues  (s02q01,s02q02,s02q03). Veuillez corriger ou donner des explications au QG. La raison principale que YANKHOBA AMADOU NDIAYE n'a pas été à l'école entre 2024/2025 est Retraité et semble exister dans les modalités, prière de prendre attache avec le QG pour plus d'explication afin de la classer bien. </w:t>
+        <w:t xml:space="preserve">- Peu probable! YANKHOBA AMADOU NDIAYE  n'arrive pas  à comprendre un petit texte lu dans une langue locale (s02q03). Veuillez corriger ou donner des explications au QG. Peu probable! YANKHOBA AMADOU NDIAYE  ne sait ni lire, ni écrire, ni comprendre dans aucune des langues  (s02q01,s02q02,s02q03). Veuillez corriger ou donner des explications au QG. </w:t>
         <w:br/>
         <w:t>- Peu probable! YANKHOBA DIOP  n'arrive pas  à comprendre un petit texte lu dans une langue locale (s02q03). Veuillez corriger ou donner des explications au QG.</w:t>
       </w:r>
@@ -7699,9 +7335,7 @@
         <w:rPr>
           <w:sz w:val="20"/>
         </w:rPr>
-        <w:t xml:space="preserve">- PAPE MAGUETTE NDIAYE s'est consulté la première fois pour cet épisode de maladie dans infirmerie de l'école et semble exister dans les modalités, prière de prendre attache avec le QG pour plus d'explication afin de la classer bien. </w:t>
-        <w:br/>
-        <w:t>- Le principal problème de santé que MAMOUR BABOU a eu est asthme et semble exister dans les modalités, prière de prendre attache avec le QG pour plus d'explication afin de la classer bien.</w:t>
+        <w:t>- PAPE MAGUETTE NDIAYE s'est consulté la première fois pour cet épisode de maladie dans infirmerie de l'école et semble exister dans les modalités, prière de prendre attache avec le QG pour plus d'explication afin de la classer bien.</w:t>
       </w:r>
     </w:p>
     <w:p>
@@ -7751,7 +7385,7 @@
         </w:rPr>
         <w:t xml:space="preserve">- Attention! le nombre d'heure que AISSATOU GUEYE a travaillé par jour semble être inferieur à 4, veuillez s'il vous plait confirmer cette information avec le QG. </w:t>
         <w:br/>
-        <w:t>- Avertissement!!! EL HADJI SAMBA NDIAYE est un Réceptionnistes, hôtellerie qui travaille dans Entreprise associative et a declaré comme catégorie socioprofessionnelle Ouvrier ou employé qualifié , prière de vérifier cette information de catégorie socioprofessionnelle auprès de l'enquêté (e) ou confirmer avec le QG.</w:t>
+        <w:t>- Avertissement!!! EL HADJI SAMBA NDIAYE est un Réceptionnistes, hôtellerie qui travaille dans Entreprise Privée et a declaré comme catégorie socioprofessionnelle Ouvrier ou employé qualifié , prière de vérifier cette information de catégorie socioprofessionnelle auprès de l'enquêté (e) ou confirmer avec le QG.</w:t>
       </w:r>
     </w:p>
     <w:p>
@@ -7814,7 +7448,7 @@
         <w:rPr>
           <w:sz w:val="20"/>
         </w:rPr>
-        <w:t>- La dernière fois que vous avez acheté Jus de fruits type 1 (orange, ananas, bissap, gingembre, jus de cajou, etc.) est par le ménage et semble exister dans les modalités, prière de prendre attache avec le QG pour plus d'explication afin de la classer bien. Attention ! Le prix unitaire d'achat (100 Fcfa) de Vinaigre de vin en Verre ( à thé) (taille unique) est relativement élevé par rapport aux autres prix observés dans cette zone. Prière de corriger ou de confirmer avec le QG. Attention ! Le prix unitaire d'achat (200 Fcfa) de Courge en Morceau (Portion) (Petit) est relativement élevé par rapport aux autres prix observés dans cette zone. Prière de corriger ou de confirmer avec le QG. Attention ! Le prix unitaire d'achat (25 Fcfa) de Cube alimentaire (Maggi, Jumbo, ) en Cube (Moyen) est relativement faible par rapport aux autres prix observés dans cette zone. Prière de corriger ou de confirmer avec le QG. Attention ! Le prix unitaire d'achat (500 Fcfa) de Niébé/Haricots secs en Kg (taille unique) est relativement faible par rapport aux autres prix observés dans cette zone. Prière de corriger ou de confirmer avec le QG. Avertissement!! La quantité (3.75 litre) du produit Huile de soja  consommée  par le ménage semble très élevé, prière de corriger ou confirmer avec le QG. Avertissement!!! Le ménage a consommé 7 Paquet Petit de Thé en sachet, cette quantité semble anormale pour une consommation des 7 derniers jours.Prière de corriger ou de confirmer avec le QG. Avertissement!! le prix unitaire (150 Fcfa) de Thé en sachet (unité: Paquet) de taille Petit est très faible ou élevé. Prière de corriger ou de confirmer avec le QG. Avertissement!!!Le ménage a consommé 56 miche de Petit de Pain moderne (Baguette)  ce qui semble incoherent pour une consommation aucours des 7 derniers jours, prière de verifier et corriger. Incohérence!! Dans ce ménage, chaque individus consomme par jour 11.25804 Kg  de cereale; Prière de revoir les quantités prises de ces produits. Incohérence!! Dans ce ménage, chaque individus consomme par jour 11.25804 Kg  de cereale; Prière de revoir les quantités prises de ces produits. Incohérence!! Dans ce ménage, chaque individus consomme par jour 11.25804 Kg  de cereale; Prière de revoir les quantités prises de ces produits.</w:t>
+        <w:t>- La dernière fois que vous avez acheté Jus de fruits type 1 (orange, ananas, bissap, gingembre, jus de cajou, etc.) est par le ménage et semble exister dans les modalités, prière de prendre attache avec le QG pour plus d'explication afin de la classer bien. Attention ! Le prix unitaire d'achat (100 Fcfa) de Moutarde en Sachets (Petit) est relativement élevé par rapport aux autres prix observés dans cette zone. Prière de corriger ou de confirmer avec le QG. Attention ! Le prix unitaire d'achat (100 Fcfa) de Poireau en Tas (Tres petit) est relativement élevé par rapport aux autres prix observés dans cette zone. Prière de corriger ou de confirmer avec le QG. Attention ! Le prix unitaire d'achat (200 Fcfa) de Courge en Morceau (Portion) (Petit) est relativement élevé par rapport aux autres prix observés dans cette zone. Prière de corriger ou de confirmer avec le QG. Attention ! Le prix unitaire d'achat (500 Fcfa) de Capitaine frais en Pièce (Moyen) est relativement élevé par rapport aux autres prix observés dans cette zone. Prière de corriger ou de confirmer avec le QG. Attention ! Le prix unitaire d'achat (500 Fcfa) de Niébé/Haricots secs en Kg (taille unique) est relativement faible par rapport aux autres prix observés dans cette zone. Prière de corriger ou de confirmer avec le QG. Avertissement!! La quantité (3.75 litre) du produit Huile de soja  consommée  par le ménage semble très élevé, prière de corriger ou confirmer avec le QG. Avertissement!!! Le ménage a consommé 7 Paquet Petit de Thé en sachet, cette quantité semble anormale pour une consommation des 7 derniers jours.Prière de corriger ou de confirmer avec le QG. Avertissement!! le prix unitaire (150 Fcfa) de Thé en sachet (unité: Paquet) de taille Petit est très faible ou élevé. Prière de corriger ou de confirmer avec le QG. Avertissement!!!Le ménage a consommé 56 miche de Petit de Pain moderne (Baguette)  ce qui semble incoherent pour une consommation aucours des 7 derniers jours, prière de verifier et corriger. Incohérence!! Dans ce ménage, chaque individus consomme par jour 20.05925 Kg  de cereale; Prière de revoir les quantités prises de ces produits. Incohérence!! Dans ce ménage, chaque individus consomme par jour 20.05925 Kg  de cereale; Prière de revoir les quantités prises de ces produits. Incohérence!! Dans ce ménage, chaque individus consomme par jour 20.05925 Kg  de cereale; Prière de revoir les quantités prises de ces produits.</w:t>
       </w:r>
     </w:p>
     <w:p>
